--- a/lessons/2-5/downloads/reveal/2.5-session-1-practice-form-a.docx
+++ b/lessons/2-5/downloads/reveal/2.5-session-1-practice-form-a.docx
@@ -15,7 +15,7 @@
         <w:rPr>
           <w:rFonts w:ascii="Avenir Next" w:hAnsi="Avenir Next" w:cs="Avenir Next" w:eastAsia="Avenir Next"/>
           <w:color w:val="1A1A1A"/>
-          <w:sz w:val="20"/>
+          <w:sz w:val="22"/>
           <w:szCs w:val="20"/>
         </w:rPr>
         <w:t xml:space="preserve">Name</w:t>
@@ -33,7 +33,7 @@
         <w:rPr>
           <w:rFonts w:ascii="Avenir Next" w:hAnsi="Avenir Next" w:cs="Avenir Next" w:eastAsia="Avenir Next"/>
           <w:color w:val="1A1A1A"/>
-          <w:sz w:val="20"/>
+          <w:sz w:val="22"/>
           <w:szCs w:val="20"/>
         </w:rPr>
         <w:t xml:space="preserve">   Date</w:t>
@@ -51,7 +51,7 @@
         <w:rPr>
           <w:rFonts w:ascii="Avenir Next" w:hAnsi="Avenir Next" w:cs="Avenir Next" w:eastAsia="Avenir Next"/>
           <w:color w:val="1A1A1A"/>
-          <w:sz w:val="20"/>
+          <w:sz w:val="22"/>
           <w:szCs w:val="20"/>
         </w:rPr>
         <w:t xml:space="preserve">   Period</w:t>
@@ -78,7 +78,7 @@
           <w:caps/>
           <w:color w:val="003A70"/>
           <w:spacing w:val="12"/>
-          <w:sz w:val="19"/>
+          <w:sz w:val="22"/>
           <w:szCs w:val="19"/>
         </w:rPr>
         <w:t xml:space="preserve">Lesson 2-5  ·  Session 1  ·  Practice  ·  Form A</w:t>
@@ -86,6 +86,7 @@
     </w:p>
     <w:p>
       <w:pPr>
+        <w:pStyle w:val="Heading1"/>
         <w:keepNext/>
         <w:spacing w:before="0" w:after="10" w:line="240" w:lineRule="auto"/>
       </w:pPr>
@@ -111,7 +112,7 @@
         <w:rPr>
           <w:rFonts w:ascii="Avenir Next" w:hAnsi="Avenir Next" w:cs="Avenir Next" w:eastAsia="Avenir Next"/>
           <w:color w:val="5A5F66"/>
-          <w:sz w:val="17"/>
+          <w:sz w:val="22"/>
           <w:szCs w:val="17"/>
         </w:rPr>
         <w:t xml:space="preserve">Learning target — I can find the range and the interquartile range of a data set.</w:t>
@@ -128,7 +129,7 @@
     </w:p>
     <w:p>
       <w:pPr>
-        <w:spacing w:before="0" w:after="0" w:line="60" w:lineRule="auto"/>
+        <w:spacing w:before="0" w:after="0" w:line="50" w:lineRule="exact"/>
       </w:pPr>
     </w:p>
     <w:tbl>
@@ -167,6 +168,7 @@
           </w:tcPr>
           <w:p>
             <w:pPr>
+              <w:pStyle w:val="Heading2"/>
               <w:spacing w:before="0" w:after="40" w:line="264" w:lineRule="auto"/>
             </w:pPr>
             <w:r>
@@ -194,35 +196,35 @@
                 <w:rFonts w:ascii="Avenir Next" w:hAnsi="Avenir Next" w:cs="Avenir Next" w:eastAsia="Avenir Next"/>
                 <w:b/>
                 <w:color w:val="003A70"/>
+                <w:sz w:val="22"/>
+                <w:szCs w:val="18"/>
+              </w:rPr>
+              <w:t xml:space="preserve">•</w:t>
+            </w:r>
+            <w:r>
+              <w:rPr>
+                <w:rFonts w:ascii="Avenir Next" w:hAnsi="Avenir Next" w:cs="Avenir Next" w:eastAsia="Avenir Next"/>
+                <w:color w:val="1A1A1A"/>
                 <w:sz w:val="18"/>
                 <w:szCs w:val="18"/>
               </w:rPr>
-              <w:t xml:space="preserve">•</w:t>
-            </w:r>
-            <w:r>
-              <w:rPr>
-                <w:rFonts w:ascii="Avenir Next" w:hAnsi="Avenir Next" w:cs="Avenir Next" w:eastAsia="Avenir Next"/>
-                <w:color w:val="1A1A1A"/>
-                <w:sz w:val="18"/>
+              <w:tab/>
+            </w:r>
+            <w:r>
+              <w:rPr>
+                <w:rFonts w:ascii="Avenir Next" w:hAnsi="Avenir Next" w:cs="Avenir Next" w:eastAsia="Avenir Next"/>
+                <w:b/>
+                <w:color w:val="1A1A1A"/>
+                <w:sz w:val="22"/>
                 <w:szCs w:val="18"/>
               </w:rPr>
-              <w:tab/>
-            </w:r>
-            <w:r>
-              <w:rPr>
-                <w:rFonts w:ascii="Avenir Next" w:hAnsi="Avenir Next" w:cs="Avenir Next" w:eastAsia="Avenir Next"/>
-                <w:b/>
-                <w:color w:val="1A1A1A"/>
-                <w:sz w:val="18"/>
-                <w:szCs w:val="18"/>
-              </w:rPr>
               <w:t xml:space="preserve">Range</w:t>
             </w:r>
             <w:r>
               <w:rPr>
                 <w:rFonts w:ascii="Avenir Next" w:hAnsi="Avenir Next" w:cs="Avenir Next" w:eastAsia="Avenir Next"/>
                 <w:color w:val="1A1A1A"/>
-                <w:sz w:val="18"/>
+                <w:sz w:val="22"/>
                 <w:szCs w:val="18"/>
               </w:rPr>
               <w:t xml:space="preserve"> = greatest − least. It uses only the two extreme values.</w:t>
@@ -241,54 +243,54 @@
                 <w:rFonts w:ascii="Avenir Next" w:hAnsi="Avenir Next" w:cs="Avenir Next" w:eastAsia="Avenir Next"/>
                 <w:b/>
                 <w:color w:val="003A70"/>
+                <w:sz w:val="22"/>
+                <w:szCs w:val="18"/>
+              </w:rPr>
+              <w:t xml:space="preserve">•</w:t>
+            </w:r>
+            <w:r>
+              <w:rPr>
+                <w:rFonts w:ascii="Avenir Next" w:hAnsi="Avenir Next" w:cs="Avenir Next" w:eastAsia="Avenir Next"/>
+                <w:color w:val="1A1A1A"/>
                 <w:sz w:val="18"/>
                 <w:szCs w:val="18"/>
               </w:rPr>
-              <w:t xml:space="preserve">•</w:t>
-            </w:r>
-            <w:r>
-              <w:rPr>
-                <w:rFonts w:ascii="Avenir Next" w:hAnsi="Avenir Next" w:cs="Avenir Next" w:eastAsia="Avenir Next"/>
-                <w:color w:val="1A1A1A"/>
-                <w:sz w:val="18"/>
+              <w:tab/>
+            </w:r>
+            <w:r>
+              <w:rPr>
+                <w:rFonts w:ascii="Avenir Next" w:hAnsi="Avenir Next" w:cs="Avenir Next" w:eastAsia="Avenir Next"/>
+                <w:b/>
+                <w:color w:val="1A1A1A"/>
+                <w:sz w:val="22"/>
                 <w:szCs w:val="18"/>
               </w:rPr>
-              <w:tab/>
-            </w:r>
-            <w:r>
-              <w:rPr>
-                <w:rFonts w:ascii="Avenir Next" w:hAnsi="Avenir Next" w:cs="Avenir Next" w:eastAsia="Avenir Next"/>
-                <w:b/>
-                <w:color w:val="1A1A1A"/>
-                <w:sz w:val="18"/>
+              <w:t xml:space="preserve">IQR</w:t>
+            </w:r>
+            <w:r>
+              <w:rPr>
+                <w:rFonts w:ascii="Avenir Next" w:hAnsi="Avenir Next" w:cs="Avenir Next" w:eastAsia="Avenir Next"/>
+                <w:color w:val="1A1A1A"/>
+                <w:sz w:val="22"/>
                 <w:szCs w:val="18"/>
               </w:rPr>
-              <w:t xml:space="preserve">IQR</w:t>
-            </w:r>
-            <w:r>
-              <w:rPr>
-                <w:rFonts w:ascii="Avenir Next" w:hAnsi="Avenir Next" w:cs="Avenir Next" w:eastAsia="Avenir Next"/>
-                <w:color w:val="1A1A1A"/>
-                <w:sz w:val="18"/>
+              <w:t xml:space="preserve"> = Q3 − Q1. It is the spread of the </w:t>
+            </w:r>
+            <w:r>
+              <w:rPr>
+                <w:rFonts w:ascii="Avenir Next" w:hAnsi="Avenir Next" w:cs="Avenir Next" w:eastAsia="Avenir Next"/>
+                <w:b/>
+                <w:color w:val="1A1A1A"/>
+                <w:sz w:val="22"/>
                 <w:szCs w:val="18"/>
               </w:rPr>
-              <w:t xml:space="preserve"> = Q3 − Q1. It is the spread of the </w:t>
-            </w:r>
-            <w:r>
-              <w:rPr>
-                <w:rFonts w:ascii="Avenir Next" w:hAnsi="Avenir Next" w:cs="Avenir Next" w:eastAsia="Avenir Next"/>
-                <w:b/>
-                <w:color w:val="1A1A1A"/>
-                <w:sz w:val="18"/>
-                <w:szCs w:val="18"/>
-              </w:rPr>
               <w:t xml:space="preserve">middle half</w:t>
             </w:r>
             <w:r>
               <w:rPr>
                 <w:rFonts w:ascii="Avenir Next" w:hAnsi="Avenir Next" w:cs="Avenir Next" w:eastAsia="Avenir Next"/>
                 <w:color w:val="1A1A1A"/>
-                <w:sz w:val="18"/>
+                <w:sz w:val="22"/>
                 <w:szCs w:val="18"/>
               </w:rPr>
               <w:t xml:space="preserve"> of the data.</w:t>
@@ -307,47 +309,47 @@
                 <w:rFonts w:ascii="Avenir Next" w:hAnsi="Avenir Next" w:cs="Avenir Next" w:eastAsia="Avenir Next"/>
                 <w:b/>
                 <w:color w:val="003A70"/>
+                <w:sz w:val="22"/>
+                <w:szCs w:val="18"/>
+              </w:rPr>
+              <w:t xml:space="preserve">•</w:t>
+            </w:r>
+            <w:r>
+              <w:rPr>
+                <w:rFonts w:ascii="Avenir Next" w:hAnsi="Avenir Next" w:cs="Avenir Next" w:eastAsia="Avenir Next"/>
+                <w:color w:val="1A1A1A"/>
                 <w:sz w:val="18"/>
                 <w:szCs w:val="18"/>
               </w:rPr>
-              <w:t xml:space="preserve">•</w:t>
-            </w:r>
-            <w:r>
-              <w:rPr>
-                <w:rFonts w:ascii="Avenir Next" w:hAnsi="Avenir Next" w:cs="Avenir Next" w:eastAsia="Avenir Next"/>
+              <w:tab/>
+            </w:r>
+            <w:r>
+              <w:rPr>
+                <w:rFonts w:ascii="Avenir Next" w:hAnsi="Avenir Next" w:cs="Avenir Next" w:eastAsia="Avenir Next"/>
+                <w:color w:val="1A1A1A"/>
+                <w:sz w:val="22"/>
+                <w:szCs w:val="18"/>
+              </w:rPr>
+              <w:t xml:space="preserve">For these seven-value sets, increasing the maximum leaves Q1 and Q3 unchanged. Recheck quartiles for other sets.</w:t>
+            </w:r>
+            <w:r>
+              <w:rPr>
+                <w:rFonts w:ascii="Avenir Next" w:hAnsi="Avenir Next" w:cs="Avenir Next" w:eastAsia="Avenir Next"/>
+                <w:b/>
                 <w:color w:val="1A1A1A"/>
                 <w:sz w:val="18"/>
                 <w:szCs w:val="18"/>
               </w:rPr>
-              <w:tab/>
-            </w:r>
-            <w:r>
-              <w:rPr>
-                <w:rFonts w:ascii="Avenir Next" w:hAnsi="Avenir Next" w:cs="Avenir Next" w:eastAsia="Avenir Next"/>
-                <w:color w:val="1A1A1A"/>
-                <w:sz w:val="18"/>
+              <w:t xml:space="preserve"/>
+            </w:r>
+            <w:r>
+              <w:rPr>
+                <w:rFonts w:ascii="Avenir Next" w:hAnsi="Avenir Next" w:cs="Avenir Next" w:eastAsia="Avenir Next"/>
+                <w:color w:val="1A1A1A"/>
+                <w:sz w:val="22"/>
                 <w:szCs w:val="18"/>
               </w:rPr>
-              <w:t xml:space="preserve">Changing only the greatest value changes the range, </w:t>
-            </w:r>
-            <w:r>
-              <w:rPr>
-                <w:rFonts w:ascii="Avenir Next" w:hAnsi="Avenir Next" w:cs="Avenir Next" w:eastAsia="Avenir Next"/>
-                <w:b/>
-                <w:color w:val="1A1A1A"/>
-                <w:sz w:val="18"/>
-                <w:szCs w:val="18"/>
-              </w:rPr>
-              <w:t xml:space="preserve">not</w:t>
-            </w:r>
-            <w:r>
-              <w:rPr>
-                <w:rFonts w:ascii="Avenir Next" w:hAnsi="Avenir Next" w:cs="Avenir Next" w:eastAsia="Avenir Next"/>
-                <w:color w:val="1A1A1A"/>
-                <w:sz w:val="18"/>
-                <w:szCs w:val="18"/>
-              </w:rPr>
-              <w:t xml:space="preserve"> the IQR. Missing max = min + range.</w:t>
+              <w:t xml:space="preserve"> Missing max = min + range.</w:t>
             </w:r>
           </w:p>
         </w:tc>
@@ -359,6 +361,7 @@
           </w:tcPr>
           <w:p>
             <w:pPr>
+              <w:pStyle w:val="Heading2"/>
               <w:spacing w:before="0" w:after="40" w:line="264" w:lineRule="auto"/>
             </w:pPr>
             <w:r>
@@ -381,7 +384,7 @@
               <w:rPr>
                 <w:rFonts w:ascii="Avenir Next" w:hAnsi="Avenir Next" w:cs="Avenir Next" w:eastAsia="Avenir Next"/>
                 <w:color w:val="1A1A1A"/>
-                <w:sz w:val="17"/>
+                <w:sz w:val="22"/>
                 <w:szCs w:val="17"/>
               </w:rPr>
               <w:t xml:space="preserve">Hikes (km): 5, 12, 8, 20, 15, 10, 18.</w:t>
@@ -400,25 +403,25 @@
                 <w:rFonts w:ascii="Avenir Next" w:hAnsi="Avenir Next" w:cs="Avenir Next" w:eastAsia="Avenir Next"/>
                 <w:b/>
                 <w:color w:val="003A70"/>
+                <w:sz w:val="22"/>
+                <w:szCs w:val="17"/>
+              </w:rPr>
+              <w:t xml:space="preserve">Step 1</w:t>
+            </w:r>
+            <w:r>
+              <w:rPr>
+                <w:rFonts w:ascii="Avenir Next" w:hAnsi="Avenir Next" w:cs="Avenir Next" w:eastAsia="Avenir Next"/>
+                <w:color w:val="1A1A1A"/>
                 <w:sz w:val="17"/>
                 <w:szCs w:val="17"/>
               </w:rPr>
-              <w:t xml:space="preserve">Step 1</w:t>
-            </w:r>
-            <w:r>
-              <w:rPr>
-                <w:rFonts w:ascii="Avenir Next" w:hAnsi="Avenir Next" w:cs="Avenir Next" w:eastAsia="Avenir Next"/>
-                <w:color w:val="1A1A1A"/>
-                <w:sz w:val="17"/>
-                <w:szCs w:val="17"/>
-              </w:rPr>
               <w:tab/>
             </w:r>
             <w:r>
               <w:rPr>
                 <w:rFonts w:ascii="Avenir Next" w:hAnsi="Avenir Next" w:cs="Avenir Next" w:eastAsia="Avenir Next"/>
                 <w:color w:val="1A1A1A"/>
-                <w:sz w:val="17"/>
+                <w:sz w:val="22"/>
                 <w:szCs w:val="17"/>
               </w:rPr>
               <w:t xml:space="preserve">Order: 5, 8, 10, 12, 15, 18, 20.</w:t>
@@ -437,25 +440,25 @@
                 <w:rFonts w:ascii="Avenir Next" w:hAnsi="Avenir Next" w:cs="Avenir Next" w:eastAsia="Avenir Next"/>
                 <w:b/>
                 <w:color w:val="003A70"/>
+                <w:sz w:val="22"/>
+                <w:szCs w:val="17"/>
+              </w:rPr>
+              <w:t xml:space="preserve">Step 2</w:t>
+            </w:r>
+            <w:r>
+              <w:rPr>
+                <w:rFonts w:ascii="Avenir Next" w:hAnsi="Avenir Next" w:cs="Avenir Next" w:eastAsia="Avenir Next"/>
+                <w:color w:val="1A1A1A"/>
                 <w:sz w:val="17"/>
                 <w:szCs w:val="17"/>
               </w:rPr>
-              <w:t xml:space="preserve">Step 2</w:t>
-            </w:r>
-            <w:r>
-              <w:rPr>
-                <w:rFonts w:ascii="Avenir Next" w:hAnsi="Avenir Next" w:cs="Avenir Next" w:eastAsia="Avenir Next"/>
-                <w:color w:val="1A1A1A"/>
-                <w:sz w:val="17"/>
-                <w:szCs w:val="17"/>
-              </w:rPr>
               <w:tab/>
             </w:r>
             <w:r>
               <w:rPr>
                 <w:rFonts w:ascii="Avenir Next" w:hAnsi="Avenir Next" w:cs="Avenir Next" w:eastAsia="Avenir Next"/>
                 <w:color w:val="1A1A1A"/>
-                <w:sz w:val="17"/>
+                <w:sz w:val="22"/>
                 <w:szCs w:val="17"/>
               </w:rPr>
               <w:t xml:space="preserve">Range = 20 − 5 = 15 km.</w:t>
@@ -474,25 +477,25 @@
                 <w:rFonts w:ascii="Avenir Next" w:hAnsi="Avenir Next" w:cs="Avenir Next" w:eastAsia="Avenir Next"/>
                 <w:b/>
                 <w:color w:val="003A70"/>
+                <w:sz w:val="22"/>
+                <w:szCs w:val="17"/>
+              </w:rPr>
+              <w:t xml:space="preserve">Step 3</w:t>
+            </w:r>
+            <w:r>
+              <w:rPr>
+                <w:rFonts w:ascii="Avenir Next" w:hAnsi="Avenir Next" w:cs="Avenir Next" w:eastAsia="Avenir Next"/>
+                <w:color w:val="1A1A1A"/>
                 <w:sz w:val="17"/>
                 <w:szCs w:val="17"/>
               </w:rPr>
-              <w:t xml:space="preserve">Step 3</w:t>
-            </w:r>
-            <w:r>
-              <w:rPr>
-                <w:rFonts w:ascii="Avenir Next" w:hAnsi="Avenir Next" w:cs="Avenir Next" w:eastAsia="Avenir Next"/>
-                <w:color w:val="1A1A1A"/>
-                <w:sz w:val="17"/>
-                <w:szCs w:val="17"/>
-              </w:rPr>
               <w:tab/>
             </w:r>
             <w:r>
               <w:rPr>
                 <w:rFonts w:ascii="Avenir Next" w:hAnsi="Avenir Next" w:cs="Avenir Next" w:eastAsia="Avenir Next"/>
                 <w:color w:val="1A1A1A"/>
-                <w:sz w:val="17"/>
+                <w:sz w:val="22"/>
                 <w:szCs w:val="17"/>
               </w:rPr>
               <w:t xml:space="preserve">Q1 = 8, Q3 = 18, so IQR = 18 − 8 = 10 km.</w:t>
@@ -511,18 +514,18 @@
                 <w:rFonts w:ascii="Avenir Next" w:hAnsi="Avenir Next" w:cs="Avenir Next" w:eastAsia="Avenir Next"/>
                 <w:b/>
                 <w:color w:val="1A1A1A"/>
+                <w:sz w:val="22"/>
+                <w:szCs w:val="17"/>
+              </w:rPr>
+              <w:t xml:space="preserve">Answer</w:t>
+            </w:r>
+            <w:r>
+              <w:rPr>
+                <w:rFonts w:ascii="Avenir Next" w:hAnsi="Avenir Next" w:cs="Avenir Next" w:eastAsia="Avenir Next"/>
+                <w:color w:val="1A1A1A"/>
                 <w:sz w:val="17"/>
                 <w:szCs w:val="17"/>
               </w:rPr>
-              <w:t xml:space="preserve">Answer</w:t>
-            </w:r>
-            <w:r>
-              <w:rPr>
-                <w:rFonts w:ascii="Avenir Next" w:hAnsi="Avenir Next" w:cs="Avenir Next" w:eastAsia="Avenir Next"/>
-                <w:color w:val="1A1A1A"/>
-                <w:sz w:val="17"/>
-                <w:szCs w:val="17"/>
-              </w:rPr>
               <w:tab/>
             </w:r>
             <w:r>
@@ -530,7 +533,7 @@
                 <w:rFonts w:ascii="Avenir Next" w:hAnsi="Avenir Next" w:cs="Avenir Next" w:eastAsia="Avenir Next"/>
                 <w:b/>
                 <w:color w:val="1A1A1A"/>
-                <w:sz w:val="17"/>
+                <w:sz w:val="22"/>
                 <w:szCs w:val="17"/>
               </w:rPr>
               <w:t xml:space="preserve">Range 15 km; IQR 10 km</w:t>
@@ -559,7 +562,7 @@
           <w:rFonts w:ascii="Avenir Next" w:hAnsi="Avenir Next" w:cs="Avenir Next" w:eastAsia="Avenir Next"/>
           <w:b/>
           <w:color w:val="1A1A1A"/>
-          <w:sz w:val="17"/>
+          <w:sz w:val="22"/>
           <w:szCs w:val="17"/>
         </w:rPr>
         <w:t xml:space="preserve">range</w:t>
@@ -569,7 +572,7 @@
           <w:rFonts w:ascii="Avenir Next" w:hAnsi="Avenir Next" w:cs="Avenir Next" w:eastAsia="Avenir Next"/>
           <w:i/>
           <w:color w:val="5A5F66"/>
-          <w:sz w:val="17"/>
+          <w:sz w:val="22"/>
           <w:szCs w:val="17"/>
         </w:rPr>
         <w:t xml:space="preserve"> (rango)</w:t>
@@ -578,7 +581,7 @@
         <w:rPr>
           <w:rFonts w:ascii="Avenir Next" w:hAnsi="Avenir Next" w:cs="Avenir Next" w:eastAsia="Avenir Next"/>
           <w:color w:val="5A5F66"/>
-          <w:sz w:val="17"/>
+          <w:sz w:val="22"/>
           <w:szCs w:val="17"/>
         </w:rPr>
         <w:t xml:space="preserve">   ·   </w:t>
@@ -588,7 +591,7 @@
           <w:rFonts w:ascii="Avenir Next" w:hAnsi="Avenir Next" w:cs="Avenir Next" w:eastAsia="Avenir Next"/>
           <w:b/>
           <w:color w:val="1A1A1A"/>
-          <w:sz w:val="17"/>
+          <w:sz w:val="22"/>
           <w:szCs w:val="17"/>
         </w:rPr>
         <w:t xml:space="preserve">interquartile range (IQR)</w:t>
@@ -598,7 +601,7 @@
           <w:rFonts w:ascii="Avenir Next" w:hAnsi="Avenir Next" w:cs="Avenir Next" w:eastAsia="Avenir Next"/>
           <w:i/>
           <w:color w:val="5A5F66"/>
-          <w:sz w:val="17"/>
+          <w:sz w:val="22"/>
           <w:szCs w:val="17"/>
         </w:rPr>
         <w:t xml:space="preserve"> (rango intercuartil)</w:t>
@@ -607,7 +610,7 @@
         <w:rPr>
           <w:rFonts w:ascii="Avenir Next" w:hAnsi="Avenir Next" w:cs="Avenir Next" w:eastAsia="Avenir Next"/>
           <w:color w:val="5A5F66"/>
-          <w:sz w:val="17"/>
+          <w:sz w:val="22"/>
           <w:szCs w:val="17"/>
         </w:rPr>
         <w:t xml:space="preserve">   ·   </w:t>
@@ -617,7 +620,7 @@
           <w:rFonts w:ascii="Avenir Next" w:hAnsi="Avenir Next" w:cs="Avenir Next" w:eastAsia="Avenir Next"/>
           <w:b/>
           <w:color w:val="1A1A1A"/>
-          <w:sz w:val="17"/>
+          <w:sz w:val="22"/>
           <w:szCs w:val="17"/>
         </w:rPr>
         <w:t xml:space="preserve">variability</w:t>
@@ -627,7 +630,7 @@
           <w:rFonts w:ascii="Avenir Next" w:hAnsi="Avenir Next" w:cs="Avenir Next" w:eastAsia="Avenir Next"/>
           <w:i/>
           <w:color w:val="5A5F66"/>
-          <w:sz w:val="17"/>
+          <w:sz w:val="22"/>
           <w:szCs w:val="17"/>
         </w:rPr>
         <w:t xml:space="preserve"> (variabilidad)</w:t>
@@ -635,6 +638,7 @@
     </w:p>
     <w:p>
       <w:pPr>
+        <w:pStyle w:val="Heading2"/>
         <w:keepNext/>
         <w:pBdr>
           <w:bottom w:val="single" w:sz="8" w:space="3" w:color="003A70"/>
@@ -650,7 +654,7 @@
           <w:b/>
           <w:color w:val="003A70"/>
           <w:spacing w:val="14"/>
-          <w:sz w:val="19"/>
+          <w:sz w:val="22"/>
           <w:szCs w:val="19"/>
         </w:rPr>
         <w:t xml:space="preserve">PRACTICE</w:t>
@@ -669,7 +673,7 @@
           <w:rFonts w:ascii="Avenir Next" w:hAnsi="Avenir Next" w:cs="Avenir Next" w:eastAsia="Avenir Next"/>
           <w:i/>
           <w:color w:val="5A5F66"/>
-          <w:sz w:val="17"/>
+          <w:sz w:val="22"/>
           <w:szCs w:val="17"/>
         </w:rPr>
         <w:t xml:space="preserve">show your work · label units</w:t>
@@ -677,7 +681,7 @@
     </w:p>
     <w:p>
       <w:pPr>
-        <w:spacing w:before="0" w:after="0" w:line="20" w:lineRule="exact"/>
+        <w:spacing w:before="0" w:after="0" w:line="50" w:lineRule="exact"/>
       </w:pPr>
     </w:p>
     <w:tbl>
@@ -727,35 +731,35 @@
                 <w:rFonts w:ascii="Avenir Next" w:hAnsi="Avenir Next" w:cs="Avenir Next" w:eastAsia="Avenir Next"/>
                 <w:b/>
                 <w:color w:val="1A1A1A"/>
+                <w:sz w:val="22"/>
+                <w:szCs w:val="20"/>
+              </w:rPr>
+              <w:t xml:space="preserve">1.</w:t>
+            </w:r>
+            <w:r>
+              <w:rPr>
+                <w:rFonts w:ascii="Avenir Next" w:hAnsi="Avenir Next" w:cs="Avenir Next" w:eastAsia="Avenir Next"/>
+                <w:color w:val="1A1A1A"/>
                 <w:sz w:val="20"/>
                 <w:szCs w:val="20"/>
               </w:rPr>
-              <w:t xml:space="preserve">1.</w:t>
-            </w:r>
-            <w:r>
-              <w:rPr>
-                <w:rFonts w:ascii="Avenir Next" w:hAnsi="Avenir Next" w:cs="Avenir Next" w:eastAsia="Avenir Next"/>
-                <w:color w:val="1A1A1A"/>
-                <w:sz w:val="20"/>
+              <w:tab/>
+            </w:r>
+            <w:r>
+              <w:rPr>
+                <w:rFonts w:ascii="Avenir Next" w:hAnsi="Avenir Next" w:cs="Avenir Next" w:eastAsia="Avenir Next"/>
+                <w:b/>
+                <w:color w:val="1A1A1A"/>
+                <w:sz w:val="22"/>
                 <w:szCs w:val="20"/>
               </w:rPr>
-              <w:tab/>
-            </w:r>
-            <w:r>
-              <w:rPr>
-                <w:rFonts w:ascii="Avenir Next" w:hAnsi="Avenir Next" w:cs="Avenir Next" w:eastAsia="Avenir Next"/>
-                <w:b/>
-                <w:color w:val="1A1A1A"/>
-                <w:sz w:val="20"/>
-                <w:szCs w:val="20"/>
-              </w:rPr>
               <w:t xml:space="preserve">Camp Hikes.</w:t>
             </w:r>
             <w:r>
               <w:rPr>
                 <w:rFonts w:ascii="Avenir Next" w:hAnsi="Avenir Next" w:cs="Avenir Next" w:eastAsia="Avenir Next"/>
                 <w:color w:val="1A1A1A"/>
-                <w:sz w:val="20"/>
+                <w:sz w:val="22"/>
                 <w:szCs w:val="20"/>
               </w:rPr>
               <w:t xml:space="preserve">  Seven hikes covered 5, 12, 8, 20, 15, 10, 18 km.</w:t>
@@ -772,7 +776,7 @@
                 <w:rFonts w:ascii="Avenir Next" w:hAnsi="Avenir Next" w:cs="Avenir Next" w:eastAsia="Avenir Next"/>
                 <w:b/>
                 <w:color w:val="003A70"/>
-                <w:sz w:val="17"/>
+                <w:sz w:val="22"/>
                 <w:szCs w:val="17"/>
               </w:rPr>
               <w:t xml:space="preserve">Hint  </w:t>
@@ -782,7 +786,7 @@
                 <w:rFonts w:ascii="Avenir Next" w:hAnsi="Avenir Next" w:cs="Avenir Next" w:eastAsia="Avenir Next"/>
                 <w:i/>
                 <w:color w:val="5A5F66"/>
-                <w:sz w:val="17"/>
+                <w:sz w:val="22"/>
                 <w:szCs w:val="17"/>
               </w:rPr>
               <w:t xml:space="preserve">Order first. Range uses the ends; IQR uses Q1 and Q3.</w:t>
@@ -839,7 +843,7 @@
                       <w:rFonts w:ascii="Avenir Next" w:hAnsi="Avenir Next" w:cs="Avenir Next" w:eastAsia="Avenir Next"/>
                       <w:b/>
                       <w:color w:val="003A70"/>
-                      <w:sz w:val="20"/>
+                      <w:sz w:val="22"/>
                       <w:szCs w:val="20"/>
                     </w:rPr>
                     <w:t xml:space="preserve">a.</w:t>
@@ -857,7 +861,7 @@
                     <w:rPr>
                       <w:rFonts w:ascii="Avenir Next" w:hAnsi="Avenir Next" w:cs="Avenir Next" w:eastAsia="Avenir Next"/>
                       <w:color w:val="1A1A1A"/>
-                      <w:sz w:val="20"/>
+                      <w:sz w:val="22"/>
                       <w:szCs w:val="20"/>
                     </w:rPr>
                     <w:t xml:space="preserve">Range:</w:t>
@@ -901,7 +905,7 @@
                       <w:rFonts w:ascii="Avenir Next" w:hAnsi="Avenir Next" w:cs="Avenir Next" w:eastAsia="Avenir Next"/>
                       <w:b/>
                       <w:color w:val="003A70"/>
-                      <w:sz w:val="20"/>
+                      <w:sz w:val="22"/>
                       <w:szCs w:val="20"/>
                     </w:rPr>
                     <w:t xml:space="preserve">b.</w:t>
@@ -919,7 +923,7 @@
                     <w:rPr>
                       <w:rFonts w:ascii="Avenir Next" w:hAnsi="Avenir Next" w:cs="Avenir Next" w:eastAsia="Avenir Next"/>
                       <w:color w:val="1A1A1A"/>
-                      <w:sz w:val="20"/>
+                      <w:sz w:val="22"/>
                       <w:szCs w:val="20"/>
                     </w:rPr>
                     <w:t xml:space="preserve">Q1:</w:t>
@@ -963,7 +967,7 @@
                       <w:rFonts w:ascii="Avenir Next" w:hAnsi="Avenir Next" w:cs="Avenir Next" w:eastAsia="Avenir Next"/>
                       <w:b/>
                       <w:color w:val="003A70"/>
-                      <w:sz w:val="20"/>
+                      <w:sz w:val="22"/>
                       <w:szCs w:val="20"/>
                     </w:rPr>
                     <w:t xml:space="preserve">c.</w:t>
@@ -981,7 +985,7 @@
                     <w:rPr>
                       <w:rFonts w:ascii="Avenir Next" w:hAnsi="Avenir Next" w:cs="Avenir Next" w:eastAsia="Avenir Next"/>
                       <w:color w:val="1A1A1A"/>
-                      <w:sz w:val="20"/>
+                      <w:sz w:val="22"/>
                       <w:szCs w:val="20"/>
                     </w:rPr>
                     <w:t xml:space="preserve">Q3:</w:t>
@@ -1025,7 +1029,7 @@
                       <w:rFonts w:ascii="Avenir Next" w:hAnsi="Avenir Next" w:cs="Avenir Next" w:eastAsia="Avenir Next"/>
                       <w:b/>
                       <w:color w:val="003A70"/>
-                      <w:sz w:val="20"/>
+                      <w:sz w:val="22"/>
                       <w:szCs w:val="20"/>
                     </w:rPr>
                     <w:t xml:space="preserve">d.</w:t>
@@ -1043,7 +1047,7 @@
                     <w:rPr>
                       <w:rFonts w:ascii="Avenir Next" w:hAnsi="Avenir Next" w:cs="Avenir Next" w:eastAsia="Avenir Next"/>
                       <w:color w:val="1A1A1A"/>
-                      <w:sz w:val="20"/>
+                      <w:sz w:val="22"/>
                       <w:szCs w:val="20"/>
                     </w:rPr>
                     <w:t xml:space="preserve">IQR:</w:t>
@@ -1073,7 +1077,7 @@
           </w:tbl>
           <w:p>
             <w:pPr>
-              <w:spacing w:before="0" w:after="0" w:line="24" w:lineRule="auto"/>
+              <w:spacing w:before="0" w:after="0" w:line="50" w:lineRule="exact"/>
             </w:pPr>
           </w:p>
         </w:tc>
@@ -1081,12 +1085,12 @@
     </w:tbl>
     <w:p>
       <w:pPr>
-        <w:spacing w:before="0" w:after="0" w:line="20" w:lineRule="exact"/>
+        <w:spacing w:before="0" w:after="0" w:line="50" w:lineRule="exact"/>
       </w:pPr>
     </w:p>
     <w:p>
       <w:pPr>
-        <w:spacing w:before="0" w:after="0" w:line="20" w:lineRule="exact"/>
+        <w:spacing w:before="0" w:after="0" w:line="50" w:lineRule="exact"/>
       </w:pPr>
     </w:p>
     <w:tbl>
@@ -1137,35 +1141,35 @@
                 <w:rFonts w:ascii="Avenir Next" w:hAnsi="Avenir Next" w:cs="Avenir Next" w:eastAsia="Avenir Next"/>
                 <w:b/>
                 <w:color w:val="1A1A1A"/>
+                <w:sz w:val="22"/>
+                <w:szCs w:val="20"/>
+              </w:rPr>
+              <w:t xml:space="preserve">2.</w:t>
+            </w:r>
+            <w:r>
+              <w:rPr>
+                <w:rFonts w:ascii="Avenir Next" w:hAnsi="Avenir Next" w:cs="Avenir Next" w:eastAsia="Avenir Next"/>
+                <w:color w:val="1A1A1A"/>
                 <w:sz w:val="20"/>
                 <w:szCs w:val="20"/>
               </w:rPr>
-              <w:t xml:space="preserve">2.</w:t>
-            </w:r>
-            <w:r>
-              <w:rPr>
-                <w:rFonts w:ascii="Avenir Next" w:hAnsi="Avenir Next" w:cs="Avenir Next" w:eastAsia="Avenir Next"/>
-                <w:color w:val="1A1A1A"/>
-                <w:sz w:val="20"/>
+              <w:tab/>
+            </w:r>
+            <w:r>
+              <w:rPr>
+                <w:rFonts w:ascii="Avenir Next" w:hAnsi="Avenir Next" w:cs="Avenir Next" w:eastAsia="Avenir Next"/>
+                <w:b/>
+                <w:color w:val="1A1A1A"/>
+                <w:sz w:val="22"/>
                 <w:szCs w:val="20"/>
               </w:rPr>
-              <w:tab/>
-            </w:r>
-            <w:r>
-              <w:rPr>
-                <w:rFonts w:ascii="Avenir Next" w:hAnsi="Avenir Next" w:cs="Avenir Next" w:eastAsia="Avenir Next"/>
-                <w:b/>
-                <w:color w:val="1A1A1A"/>
-                <w:sz w:val="20"/>
-                <w:szCs w:val="20"/>
-              </w:rPr>
               <w:t xml:space="preserve">Bake Sale.</w:t>
             </w:r>
             <w:r>
               <w:rPr>
                 <w:rFonts w:ascii="Avenir Next" w:hAnsi="Avenir Next" w:cs="Avenir Next" w:eastAsia="Avenir Next"/>
                 <w:color w:val="1A1A1A"/>
-                <w:sz w:val="20"/>
+                <w:sz w:val="22"/>
                 <w:szCs w:val="20"/>
               </w:rPr>
               <w:t xml:space="preserve">  Seven sales earned 48, 62, 55, 70, 51, 64, 59 dollars.</w:t>
@@ -1219,7 +1223,7 @@
                       <w:rFonts w:ascii="Avenir Next" w:hAnsi="Avenir Next" w:cs="Avenir Next" w:eastAsia="Avenir Next"/>
                       <w:b/>
                       <w:color w:val="003A70"/>
-                      <w:sz w:val="20"/>
+                      <w:sz w:val="22"/>
                       <w:szCs w:val="20"/>
                     </w:rPr>
                     <w:t xml:space="preserve">a.</w:t>
@@ -1237,7 +1241,7 @@
                     <w:rPr>
                       <w:rFonts w:ascii="Avenir Next" w:hAnsi="Avenir Next" w:cs="Avenir Next" w:eastAsia="Avenir Next"/>
                       <w:color w:val="1A1A1A"/>
-                      <w:sz w:val="20"/>
+                      <w:sz w:val="22"/>
                       <w:szCs w:val="20"/>
                     </w:rPr>
                     <w:t xml:space="preserve">Range:</w:t>
@@ -1287,7 +1291,7 @@
                       <w:rFonts w:ascii="Avenir Next" w:hAnsi="Avenir Next" w:cs="Avenir Next" w:eastAsia="Avenir Next"/>
                       <w:b/>
                       <w:color w:val="003A70"/>
-                      <w:sz w:val="20"/>
+                      <w:sz w:val="22"/>
                       <w:szCs w:val="20"/>
                     </w:rPr>
                     <w:t xml:space="preserve">b.</w:t>
@@ -1305,7 +1309,7 @@
                     <w:rPr>
                       <w:rFonts w:ascii="Avenir Next" w:hAnsi="Avenir Next" w:cs="Avenir Next" w:eastAsia="Avenir Next"/>
                       <w:color w:val="1A1A1A"/>
-                      <w:sz w:val="20"/>
+                      <w:sz w:val="22"/>
                       <w:szCs w:val="20"/>
                     </w:rPr>
                     <w:t xml:space="preserve">IQR:</w:t>
@@ -1335,7 +1339,7 @@
           </w:tbl>
           <w:p>
             <w:pPr>
-              <w:spacing w:before="0" w:after="0" w:line="24" w:lineRule="auto"/>
+              <w:spacing w:before="0" w:after="0" w:line="50" w:lineRule="exact"/>
             </w:pPr>
           </w:p>
         </w:tc>
@@ -1358,35 +1362,35 @@
                 <w:rFonts w:ascii="Avenir Next" w:hAnsi="Avenir Next" w:cs="Avenir Next" w:eastAsia="Avenir Next"/>
                 <w:b/>
                 <w:color w:val="1A1A1A"/>
+                <w:sz w:val="22"/>
+                <w:szCs w:val="20"/>
+              </w:rPr>
+              <w:t xml:space="preserve">3.</w:t>
+            </w:r>
+            <w:r>
+              <w:rPr>
+                <w:rFonts w:ascii="Avenir Next" w:hAnsi="Avenir Next" w:cs="Avenir Next" w:eastAsia="Avenir Next"/>
+                <w:color w:val="1A1A1A"/>
                 <w:sz w:val="20"/>
                 <w:szCs w:val="20"/>
               </w:rPr>
-              <w:t xml:space="preserve">3.</w:t>
-            </w:r>
-            <w:r>
-              <w:rPr>
-                <w:rFonts w:ascii="Avenir Next" w:hAnsi="Avenir Next" w:cs="Avenir Next" w:eastAsia="Avenir Next"/>
-                <w:color w:val="1A1A1A"/>
-                <w:sz w:val="20"/>
+              <w:tab/>
+            </w:r>
+            <w:r>
+              <w:rPr>
+                <w:rFonts w:ascii="Avenir Next" w:hAnsi="Avenir Next" w:cs="Avenir Next" w:eastAsia="Avenir Next"/>
+                <w:b/>
+                <w:color w:val="1A1A1A"/>
+                <w:sz w:val="22"/>
                 <w:szCs w:val="20"/>
               </w:rPr>
-              <w:tab/>
-            </w:r>
-            <w:r>
-              <w:rPr>
-                <w:rFonts w:ascii="Avenir Next" w:hAnsi="Avenir Next" w:cs="Avenir Next" w:eastAsia="Avenir Next"/>
-                <w:b/>
-                <w:color w:val="1A1A1A"/>
-                <w:sz w:val="20"/>
-                <w:szCs w:val="20"/>
-              </w:rPr>
               <w:t xml:space="preserve">Chorus Rehearsals.</w:t>
             </w:r>
             <w:r>
               <w:rPr>
                 <w:rFonts w:ascii="Avenir Next" w:hAnsi="Avenir Next" w:cs="Avenir Next" w:eastAsia="Avenir Next"/>
                 <w:color w:val="1A1A1A"/>
-                <w:sz w:val="20"/>
+                <w:sz w:val="22"/>
                 <w:szCs w:val="20"/>
               </w:rPr>
               <w:t xml:space="preserve">  Seven lasted 55, 72, 61, 88, 66, 79, 70 minutes.</w:t>
@@ -1403,7 +1407,7 @@
                 <w:rFonts w:ascii="Avenir Next" w:hAnsi="Avenir Next" w:cs="Avenir Next" w:eastAsia="Avenir Next"/>
                 <w:b/>
                 <w:color w:val="003A70"/>
-                <w:sz w:val="17"/>
+                <w:sz w:val="22"/>
                 <w:szCs w:val="17"/>
               </w:rPr>
               <w:t xml:space="preserve">Hint  </w:t>
@@ -1413,7 +1417,7 @@
                 <w:rFonts w:ascii="Avenir Next" w:hAnsi="Avenir Next" w:cs="Avenir Next" w:eastAsia="Avenir Next"/>
                 <w:i/>
                 <w:color w:val="5A5F66"/>
-                <w:sz w:val="17"/>
+                <w:sz w:val="22"/>
                 <w:szCs w:val="17"/>
               </w:rPr>
               <w:t xml:space="preserve">Leave the median out of both halves.</w:t>
@@ -1467,7 +1471,7 @@
                       <w:rFonts w:ascii="Avenir Next" w:hAnsi="Avenir Next" w:cs="Avenir Next" w:eastAsia="Avenir Next"/>
                       <w:b/>
                       <w:color w:val="003A70"/>
-                      <w:sz w:val="20"/>
+                      <w:sz w:val="22"/>
                       <w:szCs w:val="20"/>
                     </w:rPr>
                     <w:t xml:space="preserve">a.</w:t>
@@ -1485,7 +1489,7 @@
                     <w:rPr>
                       <w:rFonts w:ascii="Avenir Next" w:hAnsi="Avenir Next" w:cs="Avenir Next" w:eastAsia="Avenir Next"/>
                       <w:color w:val="1A1A1A"/>
-                      <w:sz w:val="20"/>
+                      <w:sz w:val="22"/>
                       <w:szCs w:val="20"/>
                     </w:rPr>
                     <w:t xml:space="preserve">Range:</w:t>
@@ -1535,7 +1539,7 @@
                       <w:rFonts w:ascii="Avenir Next" w:hAnsi="Avenir Next" w:cs="Avenir Next" w:eastAsia="Avenir Next"/>
                       <w:b/>
                       <w:color w:val="003A70"/>
-                      <w:sz w:val="20"/>
+                      <w:sz w:val="22"/>
                       <w:szCs w:val="20"/>
                     </w:rPr>
                     <w:t xml:space="preserve">b.</w:t>
@@ -1553,7 +1557,7 @@
                     <w:rPr>
                       <w:rFonts w:ascii="Avenir Next" w:hAnsi="Avenir Next" w:cs="Avenir Next" w:eastAsia="Avenir Next"/>
                       <w:color w:val="1A1A1A"/>
-                      <w:sz w:val="20"/>
+                      <w:sz w:val="22"/>
                       <w:szCs w:val="20"/>
                     </w:rPr>
                     <w:t xml:space="preserve">IQR:</w:t>
@@ -1583,7 +1587,7 @@
           </w:tbl>
           <w:p>
             <w:pPr>
-              <w:spacing w:before="0" w:after="0" w:line="24" w:lineRule="auto"/>
+              <w:spacing w:before="0" w:after="0" w:line="50" w:lineRule="exact"/>
             </w:pPr>
           </w:p>
         </w:tc>
@@ -1591,12 +1595,12 @@
     </w:tbl>
     <w:p>
       <w:pPr>
-        <w:spacing w:before="0" w:after="0" w:line="20" w:lineRule="exact"/>
+        <w:spacing w:before="0" w:after="0" w:line="50" w:lineRule="exact"/>
       </w:pPr>
     </w:p>
     <w:p>
       <w:pPr>
-        <w:spacing w:before="0" w:after="0" w:line="20" w:lineRule="exact"/>
+        <w:spacing w:before="0" w:after="0" w:line="50" w:lineRule="exact"/>
       </w:pPr>
     </w:p>
     <w:tbl>
@@ -1646,35 +1650,35 @@
                 <w:rFonts w:ascii="Avenir Next" w:hAnsi="Avenir Next" w:cs="Avenir Next" w:eastAsia="Avenir Next"/>
                 <w:b/>
                 <w:color w:val="1A1A1A"/>
+                <w:sz w:val="22"/>
+                <w:szCs w:val="20"/>
+              </w:rPr>
+              <w:t xml:space="preserve">4.</w:t>
+            </w:r>
+            <w:r>
+              <w:rPr>
+                <w:rFonts w:ascii="Avenir Next" w:hAnsi="Avenir Next" w:cs="Avenir Next" w:eastAsia="Avenir Next"/>
+                <w:color w:val="1A1A1A"/>
                 <w:sz w:val="20"/>
                 <w:szCs w:val="20"/>
               </w:rPr>
-              <w:t xml:space="preserve">4.</w:t>
-            </w:r>
-            <w:r>
-              <w:rPr>
-                <w:rFonts w:ascii="Avenir Next" w:hAnsi="Avenir Next" w:cs="Avenir Next" w:eastAsia="Avenir Next"/>
-                <w:color w:val="1A1A1A"/>
-                <w:sz w:val="20"/>
+              <w:tab/>
+            </w:r>
+            <w:r>
+              <w:rPr>
+                <w:rFonts w:ascii="Avenir Next" w:hAnsi="Avenir Next" w:cs="Avenir Next" w:eastAsia="Avenir Next"/>
+                <w:b/>
+                <w:color w:val="1A1A1A"/>
+                <w:sz w:val="22"/>
                 <w:szCs w:val="20"/>
               </w:rPr>
-              <w:tab/>
-            </w:r>
-            <w:r>
-              <w:rPr>
-                <w:rFonts w:ascii="Avenir Next" w:hAnsi="Avenir Next" w:cs="Avenir Next" w:eastAsia="Avenir Next"/>
-                <w:b/>
-                <w:color w:val="1A1A1A"/>
-                <w:sz w:val="20"/>
-                <w:szCs w:val="20"/>
-              </w:rPr>
               <w:t xml:space="preserve">Swapped Value.  </w:t>
             </w:r>
             <w:r>
               <w:rPr>
                 <w:rFonts w:ascii="Avenir Next" w:hAnsi="Avenir Next" w:cs="Avenir Next" w:eastAsia="Avenir Next"/>
                 <w:color w:val="1A1A1A"/>
-                <w:sz w:val="20"/>
+                <w:sz w:val="22"/>
                 <w:szCs w:val="20"/>
               </w:rPr>
               <w:t xml:space="preserve">A data set is 12, 14, 18, 22, 24, 29, 33. Someone replaces 33 with 95. Priscilla says both the range and the IQR grow.</w:t>
@@ -1691,7 +1695,7 @@
                 <w:rFonts w:ascii="Avenir Next" w:hAnsi="Avenir Next" w:cs="Avenir Next" w:eastAsia="Avenir Next"/>
                 <w:b/>
                 <w:color w:val="003A70"/>
-                <w:sz w:val="17"/>
+                <w:sz w:val="22"/>
                 <w:szCs w:val="17"/>
               </w:rPr>
               <w:t xml:space="preserve">Hint  </w:t>
@@ -1701,7 +1705,7 @@
                 <w:rFonts w:ascii="Avenir Next" w:hAnsi="Avenir Next" w:cs="Avenir Next" w:eastAsia="Avenir Next"/>
                 <w:i/>
                 <w:color w:val="5A5F66"/>
-                <w:sz w:val="17"/>
+                <w:sz w:val="22"/>
                 <w:szCs w:val="17"/>
               </w:rPr>
               <w:t xml:space="preserve">Only the greatest value changed.</w:t>
@@ -1721,25 +1725,25 @@
                 <w:rFonts w:ascii="Avenir Next" w:hAnsi="Avenir Next" w:cs="Avenir Next" w:eastAsia="Avenir Next"/>
                 <w:b/>
                 <w:color w:val="003A70"/>
+                <w:sz w:val="22"/>
+                <w:szCs w:val="20"/>
+              </w:rPr>
+              <w:t xml:space="preserve">a.</w:t>
+            </w:r>
+            <w:r>
+              <w:rPr>
+                <w:rFonts w:ascii="Avenir Next" w:hAnsi="Avenir Next" w:cs="Avenir Next" w:eastAsia="Avenir Next"/>
+                <w:color w:val="1A1A1A"/>
                 <w:sz w:val="20"/>
                 <w:szCs w:val="20"/>
               </w:rPr>
-              <w:t xml:space="preserve">a.</w:t>
-            </w:r>
-            <w:r>
-              <w:rPr>
-                <w:rFonts w:ascii="Avenir Next" w:hAnsi="Avenir Next" w:cs="Avenir Next" w:eastAsia="Avenir Next"/>
-                <w:color w:val="1A1A1A"/>
-                <w:sz w:val="20"/>
-                <w:szCs w:val="20"/>
-              </w:rPr>
               <w:tab/>
             </w:r>
             <w:r>
               <w:rPr>
                 <w:rFonts w:ascii="Avenir Next" w:hAnsi="Avenir Next" w:cs="Avenir Next" w:eastAsia="Avenir Next"/>
                 <w:color w:val="1A1A1A"/>
-                <w:sz w:val="20"/>
+                <w:sz w:val="22"/>
                 <w:szCs w:val="20"/>
               </w:rPr>
               <w:t xml:space="preserve">Range before; after:</w:t>
@@ -1778,25 +1782,25 @@
                 <w:rFonts w:ascii="Avenir Next" w:hAnsi="Avenir Next" w:cs="Avenir Next" w:eastAsia="Avenir Next"/>
                 <w:b/>
                 <w:color w:val="003A70"/>
+                <w:sz w:val="22"/>
+                <w:szCs w:val="20"/>
+              </w:rPr>
+              <w:t xml:space="preserve">b.</w:t>
+            </w:r>
+            <w:r>
+              <w:rPr>
+                <w:rFonts w:ascii="Avenir Next" w:hAnsi="Avenir Next" w:cs="Avenir Next" w:eastAsia="Avenir Next"/>
+                <w:color w:val="1A1A1A"/>
                 <w:sz w:val="20"/>
                 <w:szCs w:val="20"/>
               </w:rPr>
-              <w:t xml:space="preserve">b.</w:t>
-            </w:r>
-            <w:r>
-              <w:rPr>
-                <w:rFonts w:ascii="Avenir Next" w:hAnsi="Avenir Next" w:cs="Avenir Next" w:eastAsia="Avenir Next"/>
-                <w:color w:val="1A1A1A"/>
-                <w:sz w:val="20"/>
-                <w:szCs w:val="20"/>
-              </w:rPr>
               <w:tab/>
             </w:r>
             <w:r>
               <w:rPr>
                 <w:rFonts w:ascii="Avenir Next" w:hAnsi="Avenir Next" w:cs="Avenir Next" w:eastAsia="Avenir Next"/>
                 <w:color w:val="1A1A1A"/>
-                <w:sz w:val="20"/>
+                <w:sz w:val="22"/>
                 <w:szCs w:val="20"/>
               </w:rPr>
               <w:t xml:space="preserve">IQR before; after:</w:t>
@@ -1835,25 +1839,25 @@
                 <w:rFonts w:ascii="Avenir Next" w:hAnsi="Avenir Next" w:cs="Avenir Next" w:eastAsia="Avenir Next"/>
                 <w:b/>
                 <w:color w:val="003A70"/>
+                <w:sz w:val="22"/>
+                <w:szCs w:val="20"/>
+              </w:rPr>
+              <w:t xml:space="preserve">c.</w:t>
+            </w:r>
+            <w:r>
+              <w:rPr>
+                <w:rFonts w:ascii="Avenir Next" w:hAnsi="Avenir Next" w:cs="Avenir Next" w:eastAsia="Avenir Next"/>
+                <w:color w:val="1A1A1A"/>
                 <w:sz w:val="20"/>
                 <w:szCs w:val="20"/>
               </w:rPr>
-              <w:t xml:space="preserve">c.</w:t>
-            </w:r>
-            <w:r>
-              <w:rPr>
-                <w:rFonts w:ascii="Avenir Next" w:hAnsi="Avenir Next" w:cs="Avenir Next" w:eastAsia="Avenir Next"/>
-                <w:color w:val="1A1A1A"/>
-                <w:sz w:val="20"/>
-                <w:szCs w:val="20"/>
-              </w:rPr>
               <w:tab/>
             </w:r>
             <w:r>
               <w:rPr>
                 <w:rFonts w:ascii="Avenir Next" w:hAnsi="Avenir Next" w:cs="Avenir Next" w:eastAsia="Avenir Next"/>
                 <w:color w:val="1A1A1A"/>
-                <w:sz w:val="20"/>
+                <w:sz w:val="22"/>
                 <w:szCs w:val="20"/>
               </w:rPr>
               <w:t xml:space="preserve">Is she right? Explain.</w:t>
@@ -1864,12 +1868,12 @@
     </w:tbl>
     <w:p>
       <w:pPr>
-        <w:spacing w:before="0" w:after="0" w:line="20" w:lineRule="exact"/>
+        <w:spacing w:before="0" w:after="0" w:line="50" w:lineRule="exact"/>
       </w:pPr>
     </w:p>
     <w:p>
       <w:pPr>
-        <w:spacing w:before="0" w:after="0" w:line="20" w:lineRule="exact"/>
+        <w:spacing w:before="0" w:after="0" w:line="50" w:lineRule="exact"/>
       </w:pPr>
     </w:p>
     <w:tbl>
@@ -1919,35 +1923,35 @@
                 <w:rFonts w:ascii="Avenir Next" w:hAnsi="Avenir Next" w:cs="Avenir Next" w:eastAsia="Avenir Next"/>
                 <w:b/>
                 <w:color w:val="1A1A1A"/>
+                <w:sz w:val="22"/>
+                <w:szCs w:val="20"/>
+              </w:rPr>
+              <w:t xml:space="preserve">5.</w:t>
+            </w:r>
+            <w:r>
+              <w:rPr>
+                <w:rFonts w:ascii="Avenir Next" w:hAnsi="Avenir Next" w:cs="Avenir Next" w:eastAsia="Avenir Next"/>
+                <w:color w:val="1A1A1A"/>
                 <w:sz w:val="20"/>
                 <w:szCs w:val="20"/>
               </w:rPr>
-              <w:t xml:space="preserve">5.</w:t>
-            </w:r>
-            <w:r>
-              <w:rPr>
-                <w:rFonts w:ascii="Avenir Next" w:hAnsi="Avenir Next" w:cs="Avenir Next" w:eastAsia="Avenir Next"/>
-                <w:color w:val="1A1A1A"/>
-                <w:sz w:val="20"/>
+              <w:tab/>
+            </w:r>
+            <w:r>
+              <w:rPr>
+                <w:rFonts w:ascii="Avenir Next" w:hAnsi="Avenir Next" w:cs="Avenir Next" w:eastAsia="Avenir Next"/>
+                <w:b/>
+                <w:color w:val="1A1A1A"/>
+                <w:sz w:val="22"/>
                 <w:szCs w:val="20"/>
               </w:rPr>
-              <w:tab/>
-            </w:r>
-            <w:r>
-              <w:rPr>
-                <w:rFonts w:ascii="Avenir Next" w:hAnsi="Avenir Next" w:cs="Avenir Next" w:eastAsia="Avenir Next"/>
-                <w:b/>
-                <w:color w:val="1A1A1A"/>
-                <w:sz w:val="20"/>
-                <w:szCs w:val="20"/>
-              </w:rPr>
               <w:t xml:space="preserve">Missing Maximum.</w:t>
             </w:r>
             <w:r>
               <w:rPr>
                 <w:rFonts w:ascii="Avenir Next" w:hAnsi="Avenir Next" w:cs="Avenir Next" w:eastAsia="Avenir Next"/>
                 <w:color w:val="1A1A1A"/>
-                <w:sz w:val="20"/>
+                <w:sz w:val="22"/>
                 <w:szCs w:val="20"/>
               </w:rPr>
               <w:t xml:space="preserve">  Seven values have min 7, range 38, Q1 = 15 and Q3 = 32.</w:t>
@@ -1964,7 +1968,7 @@
                 <w:rFonts w:ascii="Avenir Next" w:hAnsi="Avenir Next" w:cs="Avenir Next" w:eastAsia="Avenir Next"/>
                 <w:b/>
                 <w:color w:val="003A70"/>
-                <w:sz w:val="17"/>
+                <w:sz w:val="22"/>
                 <w:szCs w:val="17"/>
               </w:rPr>
               <w:t xml:space="preserve">Hint  </w:t>
@@ -1974,7 +1978,7 @@
                 <w:rFonts w:ascii="Avenir Next" w:hAnsi="Avenir Next" w:cs="Avenir Next" w:eastAsia="Avenir Next"/>
                 <w:i/>
                 <w:color w:val="5A5F66"/>
-                <w:sz w:val="17"/>
+                <w:sz w:val="22"/>
                 <w:szCs w:val="17"/>
               </w:rPr>
               <w:t xml:space="preserve">Add the range to the minimum.</w:t>
@@ -2029,7 +2033,7 @@
                       <w:rFonts w:ascii="Avenir Next" w:hAnsi="Avenir Next" w:cs="Avenir Next" w:eastAsia="Avenir Next"/>
                       <w:b/>
                       <w:color w:val="003A70"/>
-                      <w:sz w:val="20"/>
+                      <w:sz w:val="22"/>
                       <w:szCs w:val="20"/>
                     </w:rPr>
                     <w:t xml:space="preserve">a.</w:t>
@@ -2047,7 +2051,7 @@
                     <w:rPr>
                       <w:rFonts w:ascii="Avenir Next" w:hAnsi="Avenir Next" w:cs="Avenir Next" w:eastAsia="Avenir Next"/>
                       <w:color w:val="1A1A1A"/>
-                      <w:sz w:val="20"/>
+                      <w:sz w:val="22"/>
                       <w:szCs w:val="20"/>
                     </w:rPr>
                     <w:t xml:space="preserve">Maximum:</w:t>
@@ -2091,7 +2095,7 @@
                       <w:rFonts w:ascii="Avenir Next" w:hAnsi="Avenir Next" w:cs="Avenir Next" w:eastAsia="Avenir Next"/>
                       <w:b/>
                       <w:color w:val="003A70"/>
-                      <w:sz w:val="20"/>
+                      <w:sz w:val="22"/>
                       <w:szCs w:val="20"/>
                     </w:rPr>
                     <w:t xml:space="preserve">b.</w:t>
@@ -2109,7 +2113,7 @@
                     <w:rPr>
                       <w:rFonts w:ascii="Avenir Next" w:hAnsi="Avenir Next" w:cs="Avenir Next" w:eastAsia="Avenir Next"/>
                       <w:color w:val="1A1A1A"/>
-                      <w:sz w:val="20"/>
+                      <w:sz w:val="22"/>
                       <w:szCs w:val="20"/>
                     </w:rPr>
                     <w:t xml:space="preserve">IQR:</w:t>
@@ -2139,7 +2143,7 @@
           </w:tbl>
           <w:p>
             <w:pPr>
-              <w:spacing w:before="0" w:after="0" w:line="24" w:lineRule="auto"/>
+              <w:spacing w:before="0" w:after="0" w:line="50" w:lineRule="exact"/>
             </w:pPr>
           </w:p>
         </w:tc>
@@ -2147,12 +2151,12 @@
     </w:tbl>
     <w:p>
       <w:pPr>
-        <w:spacing w:before="0" w:after="0" w:line="20" w:lineRule="exact"/>
+        <w:spacing w:before="0" w:after="0" w:line="50" w:lineRule="exact"/>
       </w:pPr>
     </w:p>
     <w:p>
       <w:pPr>
-        <w:spacing w:before="0" w:after="0" w:line="20" w:lineRule="exact"/>
+        <w:spacing w:before="0" w:after="0" w:line="50" w:lineRule="exact"/>
       </w:pPr>
     </w:p>
     <w:tbl>
@@ -2202,35 +2206,35 @@
                 <w:rFonts w:ascii="Avenir Next" w:hAnsi="Avenir Next" w:cs="Avenir Next" w:eastAsia="Avenir Next"/>
                 <w:b/>
                 <w:color w:val="1A1A1A"/>
+                <w:sz w:val="22"/>
+                <w:szCs w:val="20"/>
+              </w:rPr>
+              <w:t xml:space="preserve">6.</w:t>
+            </w:r>
+            <w:r>
+              <w:rPr>
+                <w:rFonts w:ascii="Avenir Next" w:hAnsi="Avenir Next" w:cs="Avenir Next" w:eastAsia="Avenir Next"/>
+                <w:color w:val="1A1A1A"/>
                 <w:sz w:val="20"/>
                 <w:szCs w:val="20"/>
               </w:rPr>
-              <w:t xml:space="preserve">6.</w:t>
-            </w:r>
-            <w:r>
-              <w:rPr>
-                <w:rFonts w:ascii="Avenir Next" w:hAnsi="Avenir Next" w:cs="Avenir Next" w:eastAsia="Avenir Next"/>
-                <w:color w:val="1A1A1A"/>
-                <w:sz w:val="20"/>
+              <w:tab/>
+            </w:r>
+            <w:r>
+              <w:rPr>
+                <w:rFonts w:ascii="Avenir Next" w:hAnsi="Avenir Next" w:cs="Avenir Next" w:eastAsia="Avenir Next"/>
+                <w:b/>
+                <w:color w:val="1A1A1A"/>
+                <w:sz w:val="22"/>
                 <w:szCs w:val="20"/>
               </w:rPr>
-              <w:tab/>
-            </w:r>
-            <w:r>
-              <w:rPr>
-                <w:rFonts w:ascii="Avenir Next" w:hAnsi="Avenir Next" w:cs="Avenir Next" w:eastAsia="Avenir Next"/>
-                <w:b/>
-                <w:color w:val="1A1A1A"/>
-                <w:sz w:val="20"/>
-                <w:szCs w:val="20"/>
-              </w:rPr>
               <w:t xml:space="preserve">Same Range?</w:t>
             </w:r>
             <w:r>
               <w:rPr>
                 <w:rFonts w:ascii="Avenir Next" w:hAnsi="Avenir Next" w:cs="Avenir Next" w:eastAsia="Avenir Next"/>
                 <w:color w:val="1A1A1A"/>
-                <w:sz w:val="20"/>
+                <w:sz w:val="22"/>
                 <w:szCs w:val="20"/>
               </w:rPr>
               <w:t xml:space="preserve">  Set C: 20, 24, 28, 32, 36, 40, 44. Set D: 20, 22, 23, 32, 41, 42, 44.</w:t>
@@ -2287,7 +2291,7 @@
                       <w:rFonts w:ascii="Avenir Next" w:hAnsi="Avenir Next" w:cs="Avenir Next" w:eastAsia="Avenir Next"/>
                       <w:b/>
                       <w:color w:val="003A70"/>
-                      <w:sz w:val="20"/>
+                      <w:sz w:val="22"/>
                       <w:szCs w:val="20"/>
                     </w:rPr>
                     <w:t xml:space="preserve">a.</w:t>
@@ -2305,7 +2309,7 @@
                     <w:rPr>
                       <w:rFonts w:ascii="Avenir Next" w:hAnsi="Avenir Next" w:cs="Avenir Next" w:eastAsia="Avenir Next"/>
                       <w:color w:val="1A1A1A"/>
-                      <w:sz w:val="20"/>
+                      <w:sz w:val="22"/>
                       <w:szCs w:val="20"/>
                     </w:rPr>
                     <w:t xml:space="preserve">Range of C:</w:t>
@@ -2349,7 +2353,7 @@
                       <w:rFonts w:ascii="Avenir Next" w:hAnsi="Avenir Next" w:cs="Avenir Next" w:eastAsia="Avenir Next"/>
                       <w:b/>
                       <w:color w:val="003A70"/>
-                      <w:sz w:val="20"/>
+                      <w:sz w:val="22"/>
                       <w:szCs w:val="20"/>
                     </w:rPr>
                     <w:t xml:space="preserve">b.</w:t>
@@ -2367,7 +2371,7 @@
                     <w:rPr>
                       <w:rFonts w:ascii="Avenir Next" w:hAnsi="Avenir Next" w:cs="Avenir Next" w:eastAsia="Avenir Next"/>
                       <w:color w:val="1A1A1A"/>
-                      <w:sz w:val="20"/>
+                      <w:sz w:val="22"/>
                       <w:szCs w:val="20"/>
                     </w:rPr>
                     <w:t xml:space="preserve">IQR of C:</w:t>
@@ -2411,7 +2415,7 @@
                       <w:rFonts w:ascii="Avenir Next" w:hAnsi="Avenir Next" w:cs="Avenir Next" w:eastAsia="Avenir Next"/>
                       <w:b/>
                       <w:color w:val="003A70"/>
-                      <w:sz w:val="20"/>
+                      <w:sz w:val="22"/>
                       <w:szCs w:val="20"/>
                     </w:rPr>
                     <w:t xml:space="preserve">c.</w:t>
@@ -2429,7 +2433,7 @@
                     <w:rPr>
                       <w:rFonts w:ascii="Avenir Next" w:hAnsi="Avenir Next" w:cs="Avenir Next" w:eastAsia="Avenir Next"/>
                       <w:color w:val="1A1A1A"/>
-                      <w:sz w:val="20"/>
+                      <w:sz w:val="22"/>
                       <w:szCs w:val="20"/>
                     </w:rPr>
                     <w:t xml:space="preserve">Range of D:</w:t>
@@ -2473,7 +2477,7 @@
                       <w:rFonts w:ascii="Avenir Next" w:hAnsi="Avenir Next" w:cs="Avenir Next" w:eastAsia="Avenir Next"/>
                       <w:b/>
                       <w:color w:val="003A70"/>
-                      <w:sz w:val="20"/>
+                      <w:sz w:val="22"/>
                       <w:szCs w:val="20"/>
                     </w:rPr>
                     <w:t xml:space="preserve">d.</w:t>
@@ -2491,7 +2495,7 @@
                     <w:rPr>
                       <w:rFonts w:ascii="Avenir Next" w:hAnsi="Avenir Next" w:cs="Avenir Next" w:eastAsia="Avenir Next"/>
                       <w:color w:val="1A1A1A"/>
-                      <w:sz w:val="20"/>
+                      <w:sz w:val="22"/>
                       <w:szCs w:val="20"/>
                     </w:rPr>
                     <w:t xml:space="preserve">IQR of D:</w:t>
@@ -2521,7 +2525,7 @@
           </w:tbl>
           <w:p>
             <w:pPr>
-              <w:spacing w:before="0" w:after="0" w:line="24" w:lineRule="auto"/>
+              <w:spacing w:before="0" w:after="0" w:line="50" w:lineRule="exact"/>
             </w:pPr>
           </w:p>
         </w:tc>
@@ -2529,12 +2533,12 @@
     </w:tbl>
     <w:p>
       <w:pPr>
-        <w:spacing w:before="0" w:after="0" w:line="20" w:lineRule="exact"/>
+        <w:spacing w:before="0" w:after="0" w:line="50" w:lineRule="exact"/>
       </w:pPr>
     </w:p>
     <w:p>
       <w:pPr>
-        <w:spacing w:before="0" w:after="0" w:line="20" w:lineRule="exact"/>
+        <w:spacing w:before="0" w:after="0" w:line="50" w:lineRule="exact"/>
       </w:pPr>
     </w:p>
     <w:tbl>
@@ -2584,35 +2588,35 @@
                 <w:rFonts w:ascii="Avenir Next" w:hAnsi="Avenir Next" w:cs="Avenir Next" w:eastAsia="Avenir Next"/>
                 <w:b/>
                 <w:color w:val="1A1A1A"/>
+                <w:sz w:val="22"/>
+                <w:szCs w:val="20"/>
+              </w:rPr>
+              <w:t xml:space="preserve">7.</w:t>
+            </w:r>
+            <w:r>
+              <w:rPr>
+                <w:rFonts w:ascii="Avenir Next" w:hAnsi="Avenir Next" w:cs="Avenir Next" w:eastAsia="Avenir Next"/>
+                <w:color w:val="1A1A1A"/>
                 <w:sz w:val="20"/>
                 <w:szCs w:val="20"/>
               </w:rPr>
-              <w:t xml:space="preserve">7.</w:t>
-            </w:r>
-            <w:r>
-              <w:rPr>
-                <w:rFonts w:ascii="Avenir Next" w:hAnsi="Avenir Next" w:cs="Avenir Next" w:eastAsia="Avenir Next"/>
-                <w:color w:val="1A1A1A"/>
-                <w:sz w:val="20"/>
+              <w:tab/>
+            </w:r>
+            <w:r>
+              <w:rPr>
+                <w:rFonts w:ascii="Avenir Next" w:hAnsi="Avenir Next" w:cs="Avenir Next" w:eastAsia="Avenir Next"/>
+                <w:b/>
+                <w:color w:val="1A1A1A"/>
+                <w:sz w:val="22"/>
                 <w:szCs w:val="20"/>
               </w:rPr>
-              <w:tab/>
-            </w:r>
-            <w:r>
-              <w:rPr>
-                <w:rFonts w:ascii="Avenir Next" w:hAnsi="Avenir Next" w:cs="Avenir Next" w:eastAsia="Avenir Next"/>
-                <w:b/>
-                <w:color w:val="1A1A1A"/>
-                <w:sz w:val="20"/>
-                <w:szCs w:val="20"/>
-              </w:rPr>
               <w:t xml:space="preserve">Which Spread?</w:t>
             </w:r>
             <w:r>
               <w:rPr>
                 <w:rFonts w:ascii="Avenir Next" w:hAnsi="Avenir Next" w:cs="Avenir Next" w:eastAsia="Avenir Next"/>
                 <w:color w:val="1A1A1A"/>
-                <w:sz w:val="20"/>
+                <w:sz w:val="22"/>
                 <w:szCs w:val="20"/>
               </w:rPr>
               <w:t xml:space="preserve">  Hourly wages: min $11, Q1 $14, median $16, Q3 $19, max $62.</w:t>
@@ -2668,7 +2672,7 @@
                       <w:rFonts w:ascii="Avenir Next" w:hAnsi="Avenir Next" w:cs="Avenir Next" w:eastAsia="Avenir Next"/>
                       <w:b/>
                       <w:color w:val="003A70"/>
-                      <w:sz w:val="20"/>
+                      <w:sz w:val="22"/>
                       <w:szCs w:val="20"/>
                     </w:rPr>
                     <w:t xml:space="preserve">a.</w:t>
@@ -2686,7 +2690,7 @@
                     <w:rPr>
                       <w:rFonts w:ascii="Avenir Next" w:hAnsi="Avenir Next" w:cs="Avenir Next" w:eastAsia="Avenir Next"/>
                       <w:color w:val="1A1A1A"/>
-                      <w:sz w:val="20"/>
+                      <w:sz w:val="22"/>
                       <w:szCs w:val="20"/>
                     </w:rPr>
                     <w:t xml:space="preserve">Range:</w:t>
@@ -2730,7 +2734,7 @@
                       <w:rFonts w:ascii="Avenir Next" w:hAnsi="Avenir Next" w:cs="Avenir Next" w:eastAsia="Avenir Next"/>
                       <w:b/>
                       <w:color w:val="003A70"/>
-                      <w:sz w:val="20"/>
+                      <w:sz w:val="22"/>
                       <w:szCs w:val="20"/>
                     </w:rPr>
                     <w:t xml:space="preserve">b.</w:t>
@@ -2748,7 +2752,7 @@
                     <w:rPr>
                       <w:rFonts w:ascii="Avenir Next" w:hAnsi="Avenir Next" w:cs="Avenir Next" w:eastAsia="Avenir Next"/>
                       <w:color w:val="1A1A1A"/>
-                      <w:sz w:val="20"/>
+                      <w:sz w:val="22"/>
                       <w:szCs w:val="20"/>
                     </w:rPr>
                     <w:t xml:space="preserve">IQR:</w:t>
@@ -2792,7 +2796,7 @@
                       <w:rFonts w:ascii="Avenir Next" w:hAnsi="Avenir Next" w:cs="Avenir Next" w:eastAsia="Avenir Next"/>
                       <w:b/>
                       <w:color w:val="003A70"/>
-                      <w:sz w:val="20"/>
+                      <w:sz w:val="22"/>
                       <w:szCs w:val="20"/>
                     </w:rPr>
                     <w:t xml:space="preserve">c.</w:t>
@@ -2810,7 +2814,7 @@
                     <w:rPr>
                       <w:rFonts w:ascii="Avenir Next" w:hAnsi="Avenir Next" w:cs="Avenir Next" w:eastAsia="Avenir Next"/>
                       <w:color w:val="1A1A1A"/>
-                      <w:sz w:val="20"/>
+                      <w:sz w:val="22"/>
                       <w:szCs w:val="20"/>
                     </w:rPr>
                     <w:t xml:space="preserve">Better for typical spread:</w:t>
@@ -2840,7 +2844,7 @@
           </w:tbl>
           <w:p>
             <w:pPr>
-              <w:spacing w:before="0" w:after="0" w:line="24" w:lineRule="auto"/>
+              <w:spacing w:before="0" w:after="0" w:line="50" w:lineRule="exact"/>
             </w:pPr>
           </w:p>
         </w:tc>
@@ -2848,12 +2852,12 @@
     </w:tbl>
     <w:p>
       <w:pPr>
-        <w:spacing w:before="0" w:after="0" w:line="20" w:lineRule="exact"/>
+        <w:spacing w:before="0" w:after="0" w:line="50" w:lineRule="exact"/>
       </w:pPr>
     </w:p>
     <w:p>
       <w:pPr>
-        <w:spacing w:before="0" w:after="0" w:line="20" w:lineRule="exact"/>
+        <w:spacing w:before="0" w:after="0" w:line="50" w:lineRule="exact"/>
       </w:pPr>
     </w:p>
     <w:tbl>
@@ -2937,7 +2941,7 @@
                       <w:rFonts w:ascii="Avenir Next" w:hAnsi="Avenir Next" w:cs="Avenir Next" w:eastAsia="Avenir Next"/>
                       <w:b/>
                       <w:color w:val="1A1A1A"/>
-                      <w:sz w:val="20"/>
+                      <w:sz w:val="22"/>
                       <w:szCs w:val="20"/>
                     </w:rPr>
                     <w:t xml:space="preserve">8.</w:t>
@@ -2956,7 +2960,7 @@
                       <w:rFonts w:ascii="Avenir Next" w:hAnsi="Avenir Next" w:cs="Avenir Next" w:eastAsia="Avenir Next"/>
                       <w:b/>
                       <w:color w:val="1A1A1A"/>
-                      <w:sz w:val="20"/>
+                      <w:sz w:val="22"/>
                       <w:szCs w:val="20"/>
                     </w:rPr>
                     <w:t xml:space="preserve">Two Snack Bars.  </w:t>
@@ -2965,7 +2969,7 @@
                     <w:rPr>
                       <w:rFonts w:ascii="Avenir Next" w:hAnsi="Avenir Next" w:cs="Avenir Next" w:eastAsia="Avenir Next"/>
                       <w:color w:val="1A1A1A"/>
-                      <w:sz w:val="20"/>
+                      <w:sz w:val="22"/>
                       <w:szCs w:val="20"/>
                     </w:rPr>
                     <w:t xml:space="preserve">The box plots show daily sales.</w:t>
@@ -2985,7 +2989,7 @@
                       <w:rFonts w:ascii="Avenir Next" w:hAnsi="Avenir Next" w:cs="Avenir Next" w:eastAsia="Avenir Next"/>
                       <w:b/>
                       <w:color w:val="003A70"/>
-                      <w:sz w:val="20"/>
+                      <w:sz w:val="22"/>
                       <w:szCs w:val="20"/>
                     </w:rPr>
                     <w:t xml:space="preserve">a.</w:t>
@@ -3003,7 +3007,7 @@
                     <w:rPr>
                       <w:rFonts w:ascii="Avenir Next" w:hAnsi="Avenir Next" w:cs="Avenir Next" w:eastAsia="Avenir Next"/>
                       <w:color w:val="1A1A1A"/>
-                      <w:sz w:val="20"/>
+                      <w:sz w:val="22"/>
                       <w:szCs w:val="20"/>
                     </w:rPr>
                     <w:t xml:space="preserve">Range and IQR of each bar:</w:t>
@@ -3023,7 +3027,7 @@
                       <w:rFonts w:ascii="Avenir Next" w:hAnsi="Avenir Next" w:cs="Avenir Next" w:eastAsia="Avenir Next"/>
                       <w:b/>
                       <w:color w:val="003A70"/>
-                      <w:sz w:val="20"/>
+                      <w:sz w:val="22"/>
                       <w:szCs w:val="20"/>
                     </w:rPr>
                     <w:t xml:space="preserve">b.</w:t>
@@ -3041,7 +3045,7 @@
                     <w:rPr>
                       <w:rFonts w:ascii="Avenir Next" w:hAnsi="Avenir Next" w:cs="Avenir Next" w:eastAsia="Avenir Next"/>
                       <w:color w:val="1A1A1A"/>
-                      <w:sz w:val="20"/>
+                      <w:sz w:val="22"/>
                       <w:szCs w:val="20"/>
                     </w:rPr>
                     <w:t xml:space="preserve">Which bar has the steadier middle half?</w:t>
@@ -3080,7 +3084,7 @@
                       <w:rFonts w:ascii="Avenir Next" w:hAnsi="Avenir Next" w:cs="Avenir Next" w:eastAsia="Avenir Next"/>
                       <w:b/>
                       <w:color w:val="003A70"/>
-                      <w:sz w:val="20"/>
+                      <w:sz w:val="22"/>
                       <w:szCs w:val="20"/>
                     </w:rPr>
                     <w:t xml:space="preserve">c.</w:t>
@@ -3098,7 +3102,7 @@
                     <w:rPr>
                       <w:rFonts w:ascii="Avenir Next" w:hAnsi="Avenir Next" w:cs="Avenir Next" w:eastAsia="Avenir Next"/>
                       <w:color w:val="1A1A1A"/>
-                      <w:sz w:val="20"/>
+                      <w:sz w:val="22"/>
                       <w:szCs w:val="20"/>
                     </w:rPr>
                     <w:t xml:space="preserve">Why could the ranges mislead if one day had unusual weather?</w:t>
@@ -3119,7 +3123,7 @@
                     <w:drawing>
                       <wp:inline distT="0" distB="0" distL="0" distR="0">
                         <wp:extent cx="2743200" cy="1581912"/>
-                        <wp:docPr id="1" name="Figure 1"/>
+                        <wp:docPr id="1" name="Figure 1" descr="Box plot. Axis: Sales, 10 to 70; ticks every 5. Plots shown: five: 20, 34, 41, 48, 60; name: Bar A, five: 31, 38, 42, 45, 51; name: Bar B."/>
                         <a:graphic xmlns:a="http://schemas.openxmlformats.org/drawingml/2006/main">
                           <a:graphicData uri="http://schemas.openxmlformats.org/drawingml/2006/picture">
                             <pic:pic xmlns:pic="http://schemas.openxmlformats.org/drawingml/2006/picture">
@@ -3154,7 +3158,7 @@
           </w:tbl>
           <w:p>
             <w:pPr>
-              <w:spacing w:before="0" w:after="0" w:line="24" w:lineRule="auto"/>
+              <w:spacing w:before="0" w:after="0" w:line="50" w:lineRule="exact"/>
             </w:pPr>
           </w:p>
         </w:tc>
@@ -3162,11 +3166,12 @@
     </w:tbl>
     <w:p>
       <w:pPr>
-        <w:spacing w:before="0" w:after="0" w:line="20" w:lineRule="exact"/>
+        <w:spacing w:before="0" w:after="0" w:line="50" w:lineRule="exact"/>
       </w:pPr>
     </w:p>
     <w:p>
       <w:pPr>
+        <w:pStyle w:val="Heading2"/>
         <w:keepNext/>
         <w:pBdr>
           <w:bottom w:val="single" w:sz="8" w:space="3" w:color="003A70"/>
@@ -3182,7 +3187,7 @@
           <w:b/>
           <w:color w:val="003A70"/>
           <w:spacing w:val="14"/>
-          <w:sz w:val="19"/>
+          <w:sz w:val="22"/>
           <w:szCs w:val="19"/>
         </w:rPr>
         <w:t xml:space="preserve">FIND THE ERROR</w:t>
@@ -3201,7 +3206,7 @@
           <w:rFonts w:ascii="Avenir Next" w:hAnsi="Avenir Next" w:cs="Avenir Next" w:eastAsia="Avenir Next"/>
           <w:i/>
           <w:color w:val="5A5F66"/>
-          <w:sz w:val="17"/>
+          <w:sz w:val="22"/>
           <w:szCs w:val="17"/>
         </w:rPr>
         <w:t xml:space="preserve">explain the mistake, then fix it</w:t>
@@ -3209,7 +3214,7 @@
     </w:p>
     <w:p>
       <w:pPr>
-        <w:spacing w:before="0" w:after="0" w:line="20" w:lineRule="exact"/>
+        <w:spacing w:before="0" w:after="0" w:line="50" w:lineRule="exact"/>
       </w:pPr>
     </w:p>
     <w:tbl>
@@ -3259,35 +3264,35 @@
                 <w:rFonts w:ascii="Avenir Next" w:hAnsi="Avenir Next" w:cs="Avenir Next" w:eastAsia="Avenir Next"/>
                 <w:b/>
                 <w:color w:val="1A1A1A"/>
+                <w:sz w:val="22"/>
+                <w:szCs w:val="20"/>
+              </w:rPr>
+              <w:t xml:space="preserve">9.</w:t>
+            </w:r>
+            <w:r>
+              <w:rPr>
+                <w:rFonts w:ascii="Avenir Next" w:hAnsi="Avenir Next" w:cs="Avenir Next" w:eastAsia="Avenir Next"/>
+                <w:color w:val="1A1A1A"/>
                 <w:sz w:val="20"/>
                 <w:szCs w:val="20"/>
               </w:rPr>
-              <w:t xml:space="preserve">9.</w:t>
-            </w:r>
-            <w:r>
-              <w:rPr>
-                <w:rFonts w:ascii="Avenir Next" w:hAnsi="Avenir Next" w:cs="Avenir Next" w:eastAsia="Avenir Next"/>
-                <w:color w:val="1A1A1A"/>
-                <w:sz w:val="20"/>
+              <w:tab/>
+            </w:r>
+            <w:r>
+              <w:rPr>
+                <w:rFonts w:ascii="Avenir Next" w:hAnsi="Avenir Next" w:cs="Avenir Next" w:eastAsia="Avenir Next"/>
+                <w:b/>
+                <w:color w:val="1A1A1A"/>
+                <w:sz w:val="22"/>
                 <w:szCs w:val="20"/>
               </w:rPr>
-              <w:tab/>
-            </w:r>
-            <w:r>
-              <w:rPr>
-                <w:rFonts w:ascii="Avenir Next" w:hAnsi="Avenir Next" w:cs="Avenir Next" w:eastAsia="Avenir Next"/>
-                <w:b/>
-                <w:color w:val="1A1A1A"/>
-                <w:sz w:val="20"/>
-                <w:szCs w:val="20"/>
-              </w:rPr>
               <w:t xml:space="preserve">Tobias’s Work.  </w:t>
             </w:r>
             <w:r>
               <w:rPr>
                 <w:rFonts w:ascii="Avenir Next" w:hAnsi="Avenir Next" w:cs="Avenir Next" w:eastAsia="Avenir Next"/>
                 <w:color w:val="1A1A1A"/>
-                <w:sz w:val="20"/>
+                <w:sz w:val="22"/>
                 <w:szCs w:val="20"/>
               </w:rPr>
               <w:t xml:space="preserve">For 6, 10, 13, 19, 24, 30, 36, Tobias wrote: “The IQR is 30, the greatest value minus the least.” Explain the mistake and find the IQR.</w:t>
@@ -3333,7 +3338,7 @@
                 </w:tcPr>
                 <w:p>
                   <w:pPr>
-                    <w:spacing w:before="0" w:after="0" w:line="240" w:lineRule="auto"/>
+                    <w:spacing w:before="0" w:after="0" w:line="50" w:lineRule="exact"/>
                   </w:pPr>
                 </w:p>
               </w:tc>
@@ -3353,7 +3358,7 @@
                 </w:tcPr>
                 <w:p>
                   <w:pPr>
-                    <w:spacing w:before="0" w:after="0" w:line="240" w:lineRule="auto"/>
+                    <w:spacing w:before="0" w:after="0" w:line="50" w:lineRule="exact"/>
                   </w:pPr>
                 </w:p>
               </w:tc>
@@ -3361,7 +3366,7 @@
           </w:tbl>
           <w:p>
             <w:pPr>
-              <w:spacing w:before="0" w:after="0" w:line="24" w:lineRule="auto"/>
+              <w:spacing w:before="0" w:after="0" w:line="50" w:lineRule="exact"/>
             </w:pPr>
           </w:p>
         </w:tc>
@@ -3369,11 +3374,12 @@
     </w:tbl>
     <w:p>
       <w:pPr>
-        <w:spacing w:before="0" w:after="0" w:line="20" w:lineRule="exact"/>
+        <w:spacing w:before="0" w:after="0" w:line="50" w:lineRule="exact"/>
       </w:pPr>
     </w:p>
     <w:p>
       <w:pPr>
+        <w:pStyle w:val="Heading2"/>
         <w:keepNext/>
         <w:pBdr>
           <w:bottom w:val="single" w:sz="8" w:space="3" w:color="003A70"/>
@@ -3389,7 +3395,7 @@
           <w:b/>
           <w:color w:val="003A70"/>
           <w:spacing w:val="14"/>
-          <w:sz w:val="19"/>
+          <w:sz w:val="22"/>
           <w:szCs w:val="19"/>
         </w:rPr>
         <w:t xml:space="preserve">TEST PRACTICE</w:t>
@@ -3408,7 +3414,7 @@
           <w:rFonts w:ascii="Avenir Next" w:hAnsi="Avenir Next" w:cs="Avenir Next" w:eastAsia="Avenir Next"/>
           <w:i/>
           <w:color w:val="5A5F66"/>
-          <w:sz w:val="17"/>
+          <w:sz w:val="22"/>
           <w:szCs w:val="17"/>
         </w:rPr>
         <w:t xml:space="preserve">choose the best answer</w:t>
@@ -3416,7 +3422,7 @@
     </w:p>
     <w:p>
       <w:pPr>
-        <w:spacing w:before="0" w:after="0" w:line="20" w:lineRule="exact"/>
+        <w:spacing w:before="0" w:after="0" w:line="50" w:lineRule="exact"/>
       </w:pPr>
     </w:p>
     <w:tbl>
@@ -3466,25 +3472,25 @@
                 <w:rFonts w:ascii="Avenir Next" w:hAnsi="Avenir Next" w:cs="Avenir Next" w:eastAsia="Avenir Next"/>
                 <w:b/>
                 <w:color w:val="1A1A1A"/>
+                <w:sz w:val="22"/>
+                <w:szCs w:val="20"/>
+              </w:rPr>
+              <w:t xml:space="preserve">10.</w:t>
+            </w:r>
+            <w:r>
+              <w:rPr>
+                <w:rFonts w:ascii="Avenir Next" w:hAnsi="Avenir Next" w:cs="Avenir Next" w:eastAsia="Avenir Next"/>
+                <w:color w:val="1A1A1A"/>
                 <w:sz w:val="20"/>
                 <w:szCs w:val="20"/>
               </w:rPr>
-              <w:t xml:space="preserve">10.</w:t>
-            </w:r>
-            <w:r>
-              <w:rPr>
-                <w:rFonts w:ascii="Avenir Next" w:hAnsi="Avenir Next" w:cs="Avenir Next" w:eastAsia="Avenir Next"/>
-                <w:color w:val="1A1A1A"/>
-                <w:sz w:val="20"/>
-                <w:szCs w:val="20"/>
-              </w:rPr>
               <w:tab/>
             </w:r>
             <w:r>
               <w:rPr>
                 <w:rFonts w:ascii="Avenir Next" w:hAnsi="Avenir Next" w:cs="Avenir Next" w:eastAsia="Avenir Next"/>
                 <w:color w:val="1A1A1A"/>
-                <w:sz w:val="20"/>
+                <w:sz w:val="22"/>
                 <w:szCs w:val="20"/>
               </w:rPr>
               <w:t xml:space="preserve">The range of a data set is found by —</w:t>
@@ -3538,25 +3544,25 @@
                       <w:rFonts w:ascii="Avenir Next" w:hAnsi="Avenir Next" w:cs="Avenir Next" w:eastAsia="Avenir Next"/>
                       <w:b/>
                       <w:color w:val="003A70"/>
+                      <w:sz w:val="22"/>
+                      <w:szCs w:val="19"/>
+                    </w:rPr>
+                    <w:t xml:space="preserve">A</w:t>
+                  </w:r>
+                  <w:r>
+                    <w:rPr>
+                      <w:rFonts w:ascii="Avenir Next" w:hAnsi="Avenir Next" w:cs="Avenir Next" w:eastAsia="Avenir Next"/>
+                      <w:color w:val="1A1A1A"/>
                       <w:sz w:val="19"/>
                       <w:szCs w:val="19"/>
                     </w:rPr>
-                    <w:t xml:space="preserve">A</w:t>
-                  </w:r>
-                  <w:r>
-                    <w:rPr>
-                      <w:rFonts w:ascii="Avenir Next" w:hAnsi="Avenir Next" w:cs="Avenir Next" w:eastAsia="Avenir Next"/>
-                      <w:color w:val="1A1A1A"/>
-                      <w:sz w:val="19"/>
-                      <w:szCs w:val="19"/>
-                    </w:rPr>
                     <w:tab/>
                   </w:r>
                   <w:r>
                     <w:rPr>
                       <w:rFonts w:ascii="Avenir Next" w:hAnsi="Avenir Next" w:cs="Avenir Next" w:eastAsia="Avenir Next"/>
                       <w:color w:val="1A1A1A"/>
-                      <w:sz w:val="19"/>
+                      <w:sz w:val="22"/>
                       <w:szCs w:val="19"/>
                     </w:rPr>
                     <w:t xml:space="preserve">Q3 − Q1</w:t>
@@ -3581,25 +3587,25 @@
                       <w:rFonts w:ascii="Avenir Next" w:hAnsi="Avenir Next" w:cs="Avenir Next" w:eastAsia="Avenir Next"/>
                       <w:b/>
                       <w:color w:val="003A70"/>
+                      <w:sz w:val="22"/>
+                      <w:szCs w:val="19"/>
+                    </w:rPr>
+                    <w:t xml:space="preserve">B</w:t>
+                  </w:r>
+                  <w:r>
+                    <w:rPr>
+                      <w:rFonts w:ascii="Avenir Next" w:hAnsi="Avenir Next" w:cs="Avenir Next" w:eastAsia="Avenir Next"/>
+                      <w:color w:val="1A1A1A"/>
                       <w:sz w:val="19"/>
                       <w:szCs w:val="19"/>
                     </w:rPr>
-                    <w:t xml:space="preserve">B</w:t>
-                  </w:r>
-                  <w:r>
-                    <w:rPr>
-                      <w:rFonts w:ascii="Avenir Next" w:hAnsi="Avenir Next" w:cs="Avenir Next" w:eastAsia="Avenir Next"/>
-                      <w:color w:val="1A1A1A"/>
-                      <w:sz w:val="19"/>
-                      <w:szCs w:val="19"/>
-                    </w:rPr>
                     <w:tab/>
                   </w:r>
                   <w:r>
                     <w:rPr>
                       <w:rFonts w:ascii="Avenir Next" w:hAnsi="Avenir Next" w:cs="Avenir Next" w:eastAsia="Avenir Next"/>
                       <w:color w:val="1A1A1A"/>
-                      <w:sz w:val="19"/>
+                      <w:sz w:val="22"/>
                       <w:szCs w:val="19"/>
                     </w:rPr>
                     <w:t xml:space="preserve">greatest − least</w:t>
@@ -3629,25 +3635,25 @@
                       <w:rFonts w:ascii="Avenir Next" w:hAnsi="Avenir Next" w:cs="Avenir Next" w:eastAsia="Avenir Next"/>
                       <w:b/>
                       <w:color w:val="003A70"/>
+                      <w:sz w:val="22"/>
+                      <w:szCs w:val="19"/>
+                    </w:rPr>
+                    <w:t xml:space="preserve">C</w:t>
+                  </w:r>
+                  <w:r>
+                    <w:rPr>
+                      <w:rFonts w:ascii="Avenir Next" w:hAnsi="Avenir Next" w:cs="Avenir Next" w:eastAsia="Avenir Next"/>
+                      <w:color w:val="1A1A1A"/>
                       <w:sz w:val="19"/>
                       <w:szCs w:val="19"/>
                     </w:rPr>
-                    <w:t xml:space="preserve">C</w:t>
-                  </w:r>
-                  <w:r>
-                    <w:rPr>
-                      <w:rFonts w:ascii="Avenir Next" w:hAnsi="Avenir Next" w:cs="Avenir Next" w:eastAsia="Avenir Next"/>
-                      <w:color w:val="1A1A1A"/>
-                      <w:sz w:val="19"/>
-                      <w:szCs w:val="19"/>
-                    </w:rPr>
                     <w:tab/>
                   </w:r>
                   <w:r>
                     <w:rPr>
                       <w:rFonts w:ascii="Avenir Next" w:hAnsi="Avenir Next" w:cs="Avenir Next" w:eastAsia="Avenir Next"/>
                       <w:color w:val="1A1A1A"/>
-                      <w:sz w:val="19"/>
+                      <w:sz w:val="22"/>
                       <w:szCs w:val="19"/>
                     </w:rPr>
                     <w:t xml:space="preserve">adding all values</w:t>
@@ -3672,25 +3678,25 @@
                       <w:rFonts w:ascii="Avenir Next" w:hAnsi="Avenir Next" w:cs="Avenir Next" w:eastAsia="Avenir Next"/>
                       <w:b/>
                       <w:color w:val="003A70"/>
+                      <w:sz w:val="22"/>
+                      <w:szCs w:val="19"/>
+                    </w:rPr>
+                    <w:t xml:space="preserve">D</w:t>
+                  </w:r>
+                  <w:r>
+                    <w:rPr>
+                      <w:rFonts w:ascii="Avenir Next" w:hAnsi="Avenir Next" w:cs="Avenir Next" w:eastAsia="Avenir Next"/>
+                      <w:color w:val="1A1A1A"/>
                       <w:sz w:val="19"/>
                       <w:szCs w:val="19"/>
                     </w:rPr>
-                    <w:t xml:space="preserve">D</w:t>
-                  </w:r>
-                  <w:r>
-                    <w:rPr>
-                      <w:rFonts w:ascii="Avenir Next" w:hAnsi="Avenir Next" w:cs="Avenir Next" w:eastAsia="Avenir Next"/>
-                      <w:color w:val="1A1A1A"/>
-                      <w:sz w:val="19"/>
-                      <w:szCs w:val="19"/>
-                    </w:rPr>
                     <w:tab/>
                   </w:r>
                   <w:r>
                     <w:rPr>
                       <w:rFonts w:ascii="Avenir Next" w:hAnsi="Avenir Next" w:cs="Avenir Next" w:eastAsia="Avenir Next"/>
                       <w:color w:val="1A1A1A"/>
-                      <w:sz w:val="19"/>
+                      <w:sz w:val="22"/>
                       <w:szCs w:val="19"/>
                     </w:rPr>
                     <w:t xml:space="preserve">finding the middle</w:t>
@@ -3701,7 +3707,7 @@
           </w:tbl>
           <w:p>
             <w:pPr>
-              <w:spacing w:before="0" w:after="0" w:line="24" w:lineRule="auto"/>
+              <w:spacing w:before="0" w:after="0" w:line="50" w:lineRule="exact"/>
             </w:pPr>
           </w:p>
         </w:tc>
@@ -3709,12 +3715,12 @@
     </w:tbl>
     <w:p>
       <w:pPr>
-        <w:spacing w:before="0" w:after="0" w:line="20" w:lineRule="exact"/>
+        <w:spacing w:before="0" w:after="0" w:line="50" w:lineRule="exact"/>
       </w:pPr>
     </w:p>
     <w:p>
       <w:pPr>
-        <w:spacing w:before="0" w:after="0" w:line="20" w:lineRule="exact"/>
+        <w:spacing w:before="0" w:after="0" w:line="50" w:lineRule="exact"/>
       </w:pPr>
     </w:p>
     <w:tbl>
@@ -3764,25 +3770,25 @@
                 <w:rFonts w:ascii="Avenir Next" w:hAnsi="Avenir Next" w:cs="Avenir Next" w:eastAsia="Avenir Next"/>
                 <w:b/>
                 <w:color w:val="1A1A1A"/>
+                <w:sz w:val="22"/>
+                <w:szCs w:val="20"/>
+              </w:rPr>
+              <w:t xml:space="preserve">11.</w:t>
+            </w:r>
+            <w:r>
+              <w:rPr>
+                <w:rFonts w:ascii="Avenir Next" w:hAnsi="Avenir Next" w:cs="Avenir Next" w:eastAsia="Avenir Next"/>
+                <w:color w:val="1A1A1A"/>
                 <w:sz w:val="20"/>
                 <w:szCs w:val="20"/>
               </w:rPr>
-              <w:t xml:space="preserve">11.</w:t>
-            </w:r>
-            <w:r>
-              <w:rPr>
-                <w:rFonts w:ascii="Avenir Next" w:hAnsi="Avenir Next" w:cs="Avenir Next" w:eastAsia="Avenir Next"/>
-                <w:color w:val="1A1A1A"/>
-                <w:sz w:val="20"/>
-                <w:szCs w:val="20"/>
-              </w:rPr>
               <w:tab/>
             </w:r>
             <w:r>
               <w:rPr>
                 <w:rFonts w:ascii="Avenir Next" w:hAnsi="Avenir Next" w:cs="Avenir Next" w:eastAsia="Avenir Next"/>
                 <w:color w:val="1A1A1A"/>
-                <w:sz w:val="20"/>
+                <w:sz w:val="22"/>
                 <w:szCs w:val="20"/>
               </w:rPr>
               <w:t xml:space="preserve">For min 18, Q1 25, median 30, Q3 39, max 52, the IQR is —</w:t>
@@ -3838,25 +3844,25 @@
                       <w:rFonts w:ascii="Avenir Next" w:hAnsi="Avenir Next" w:cs="Avenir Next" w:eastAsia="Avenir Next"/>
                       <w:b/>
                       <w:color w:val="003A70"/>
+                      <w:sz w:val="22"/>
+                      <w:szCs w:val="19"/>
+                    </w:rPr>
+                    <w:t xml:space="preserve">A</w:t>
+                  </w:r>
+                  <w:r>
+                    <w:rPr>
+                      <w:rFonts w:ascii="Avenir Next" w:hAnsi="Avenir Next" w:cs="Avenir Next" w:eastAsia="Avenir Next"/>
+                      <w:color w:val="1A1A1A"/>
                       <w:sz w:val="19"/>
                       <w:szCs w:val="19"/>
                     </w:rPr>
-                    <w:t xml:space="preserve">A</w:t>
-                  </w:r>
-                  <w:r>
-                    <w:rPr>
-                      <w:rFonts w:ascii="Avenir Next" w:hAnsi="Avenir Next" w:cs="Avenir Next" w:eastAsia="Avenir Next"/>
-                      <w:color w:val="1A1A1A"/>
-                      <w:sz w:val="19"/>
-                      <w:szCs w:val="19"/>
-                    </w:rPr>
                     <w:tab/>
                   </w:r>
                   <w:r>
                     <w:rPr>
                       <w:rFonts w:ascii="Avenir Next" w:hAnsi="Avenir Next" w:cs="Avenir Next" w:eastAsia="Avenir Next"/>
                       <w:color w:val="1A1A1A"/>
-                      <w:sz w:val="19"/>
+                      <w:sz w:val="22"/>
                       <w:szCs w:val="19"/>
                     </w:rPr>
                     <w:t xml:space="preserve">34</w:t>
@@ -3881,25 +3887,25 @@
                       <w:rFonts w:ascii="Avenir Next" w:hAnsi="Avenir Next" w:cs="Avenir Next" w:eastAsia="Avenir Next"/>
                       <w:b/>
                       <w:color w:val="003A70"/>
+                      <w:sz w:val="22"/>
+                      <w:szCs w:val="19"/>
+                    </w:rPr>
+                    <w:t xml:space="preserve">B</w:t>
+                  </w:r>
+                  <w:r>
+                    <w:rPr>
+                      <w:rFonts w:ascii="Avenir Next" w:hAnsi="Avenir Next" w:cs="Avenir Next" w:eastAsia="Avenir Next"/>
+                      <w:color w:val="1A1A1A"/>
                       <w:sz w:val="19"/>
                       <w:szCs w:val="19"/>
                     </w:rPr>
-                    <w:t xml:space="preserve">B</w:t>
-                  </w:r>
-                  <w:r>
-                    <w:rPr>
-                      <w:rFonts w:ascii="Avenir Next" w:hAnsi="Avenir Next" w:cs="Avenir Next" w:eastAsia="Avenir Next"/>
-                      <w:color w:val="1A1A1A"/>
-                      <w:sz w:val="19"/>
-                      <w:szCs w:val="19"/>
-                    </w:rPr>
                     <w:tab/>
                   </w:r>
                   <w:r>
                     <w:rPr>
                       <w:rFonts w:ascii="Avenir Next" w:hAnsi="Avenir Next" w:cs="Avenir Next" w:eastAsia="Avenir Next"/>
                       <w:color w:val="1A1A1A"/>
-                      <w:sz w:val="19"/>
+                      <w:sz w:val="22"/>
                       <w:szCs w:val="19"/>
                     </w:rPr>
                     <w:t xml:space="preserve">14</w:t>
@@ -3924,25 +3930,25 @@
                       <w:rFonts w:ascii="Avenir Next" w:hAnsi="Avenir Next" w:cs="Avenir Next" w:eastAsia="Avenir Next"/>
                       <w:b/>
                       <w:color w:val="003A70"/>
+                      <w:sz w:val="22"/>
+                      <w:szCs w:val="19"/>
+                    </w:rPr>
+                    <w:t xml:space="preserve">C</w:t>
+                  </w:r>
+                  <w:r>
+                    <w:rPr>
+                      <w:rFonts w:ascii="Avenir Next" w:hAnsi="Avenir Next" w:cs="Avenir Next" w:eastAsia="Avenir Next"/>
+                      <w:color w:val="1A1A1A"/>
                       <w:sz w:val="19"/>
                       <w:szCs w:val="19"/>
                     </w:rPr>
-                    <w:t xml:space="preserve">C</w:t>
-                  </w:r>
-                  <w:r>
-                    <w:rPr>
-                      <w:rFonts w:ascii="Avenir Next" w:hAnsi="Avenir Next" w:cs="Avenir Next" w:eastAsia="Avenir Next"/>
-                      <w:color w:val="1A1A1A"/>
-                      <w:sz w:val="19"/>
-                      <w:szCs w:val="19"/>
-                    </w:rPr>
                     <w:tab/>
                   </w:r>
                   <w:r>
                     <w:rPr>
                       <w:rFonts w:ascii="Avenir Next" w:hAnsi="Avenir Next" w:cs="Avenir Next" w:eastAsia="Avenir Next"/>
                       <w:color w:val="1A1A1A"/>
-                      <w:sz w:val="19"/>
+                      <w:sz w:val="22"/>
                       <w:szCs w:val="19"/>
                     </w:rPr>
                     <w:t xml:space="preserve">9</w:t>
@@ -3967,25 +3973,25 @@
                       <w:rFonts w:ascii="Avenir Next" w:hAnsi="Avenir Next" w:cs="Avenir Next" w:eastAsia="Avenir Next"/>
                       <w:b/>
                       <w:color w:val="003A70"/>
+                      <w:sz w:val="22"/>
+                      <w:szCs w:val="19"/>
+                    </w:rPr>
+                    <w:t xml:space="preserve">D</w:t>
+                  </w:r>
+                  <w:r>
+                    <w:rPr>
+                      <w:rFonts w:ascii="Avenir Next" w:hAnsi="Avenir Next" w:cs="Avenir Next" w:eastAsia="Avenir Next"/>
+                      <w:color w:val="1A1A1A"/>
                       <w:sz w:val="19"/>
                       <w:szCs w:val="19"/>
                     </w:rPr>
-                    <w:t xml:space="preserve">D</w:t>
-                  </w:r>
-                  <w:r>
-                    <w:rPr>
-                      <w:rFonts w:ascii="Avenir Next" w:hAnsi="Avenir Next" w:cs="Avenir Next" w:eastAsia="Avenir Next"/>
-                      <w:color w:val="1A1A1A"/>
-                      <w:sz w:val="19"/>
-                      <w:szCs w:val="19"/>
-                    </w:rPr>
                     <w:tab/>
                   </w:r>
                   <w:r>
                     <w:rPr>
                       <w:rFonts w:ascii="Avenir Next" w:hAnsi="Avenir Next" w:cs="Avenir Next" w:eastAsia="Avenir Next"/>
                       <w:color w:val="1A1A1A"/>
-                      <w:sz w:val="19"/>
+                      <w:sz w:val="22"/>
                       <w:szCs w:val="19"/>
                     </w:rPr>
                     <w:t xml:space="preserve">21</w:t>
@@ -3996,7 +4002,7 @@
           </w:tbl>
           <w:p>
             <w:pPr>
-              <w:spacing w:before="0" w:after="0" w:line="24" w:lineRule="auto"/>
+              <w:spacing w:before="0" w:after="0" w:line="50" w:lineRule="exact"/>
             </w:pPr>
           </w:p>
         </w:tc>
@@ -4004,11 +4010,12 @@
     </w:tbl>
     <w:p>
       <w:pPr>
-        <w:spacing w:before="0" w:after="0" w:line="20" w:lineRule="exact"/>
+        <w:spacing w:before="0" w:after="0" w:line="50" w:lineRule="exact"/>
       </w:pPr>
     </w:p>
     <w:p>
       <w:pPr>
+        <w:pStyle w:val="Heading2"/>
         <w:keepNext/>
         <w:pBdr>
           <w:bottom w:val="single" w:sz="8" w:space="3" w:color="003A70"/>
@@ -4024,7 +4031,7 @@
           <w:b/>
           <w:color w:val="003A70"/>
           <w:spacing w:val="14"/>
-          <w:sz w:val="19"/>
+          <w:sz w:val="22"/>
           <w:szCs w:val="19"/>
         </w:rPr>
         <w:t xml:space="preserve">SELF-CHECK CODE</w:t>
@@ -4043,7 +4050,7 @@
           <w:rFonts w:ascii="Avenir Next" w:hAnsi="Avenir Next" w:cs="Avenir Next" w:eastAsia="Avenir Next"/>
           <w:i/>
           <w:color w:val="5A5F66"/>
-          <w:sz w:val="17"/>
+          <w:sz w:val="22"/>
           <w:szCs w:val="17"/>
         </w:rPr>
         <w:t xml:space="preserve">find your answer · copy its letter into that problem’s box · spell a math word</w:t>
@@ -4102,7 +4109,7 @@
                 <w:rFonts w:ascii="Avenir Next" w:hAnsi="Avenir Next" w:cs="Avenir Next" w:eastAsia="Avenir Next"/>
                 <w:b/>
                 <w:color w:val="1A1A1A"/>
-                <w:sz w:val="18"/>
+                <w:sz w:val="22"/>
                 <w:szCs w:val="18"/>
               </w:rPr>
               <w:t xml:space="preserve">17</w:t>
@@ -4118,7 +4125,7 @@
                 <w:rFonts w:ascii="Avenir Next" w:hAnsi="Avenir Next" w:cs="Avenir Next" w:eastAsia="Avenir Next"/>
                 <w:b/>
                 <w:color w:val="003A70"/>
-                <w:sz w:val="18"/>
+                <w:sz w:val="22"/>
                 <w:szCs w:val="18"/>
               </w:rPr>
               <w:t xml:space="preserve">M</w:t>
@@ -4141,7 +4148,7 @@
                 <w:rFonts w:ascii="Avenir Next" w:hAnsi="Avenir Next" w:cs="Avenir Next" w:eastAsia="Avenir Next"/>
                 <w:b/>
                 <w:color w:val="1A1A1A"/>
-                <w:sz w:val="18"/>
+                <w:sz w:val="22"/>
                 <w:szCs w:val="18"/>
               </w:rPr>
               <w:t xml:space="preserve">15</w:t>
@@ -4157,7 +4164,7 @@
                 <w:rFonts w:ascii="Avenir Next" w:hAnsi="Avenir Next" w:cs="Avenir Next" w:eastAsia="Avenir Next"/>
                 <w:b/>
                 <w:color w:val="003A70"/>
-                <w:sz w:val="18"/>
+                <w:sz w:val="22"/>
                 <w:szCs w:val="18"/>
               </w:rPr>
               <w:t xml:space="preserve">E</w:t>
@@ -4180,7 +4187,7 @@
                 <w:rFonts w:ascii="Avenir Next" w:hAnsi="Avenir Next" w:cs="Avenir Next" w:eastAsia="Avenir Next"/>
                 <w:b/>
                 <w:color w:val="1A1A1A"/>
-                <w:sz w:val="18"/>
+                <w:sz w:val="22"/>
                 <w:szCs w:val="18"/>
               </w:rPr>
               <w:t xml:space="preserve">51</w:t>
@@ -4196,7 +4203,7 @@
                 <w:rFonts w:ascii="Avenir Next" w:hAnsi="Avenir Next" w:cs="Avenir Next" w:eastAsia="Avenir Next"/>
                 <w:b/>
                 <w:color w:val="003A70"/>
-                <w:sz w:val="18"/>
+                <w:sz w:val="22"/>
                 <w:szCs w:val="18"/>
               </w:rPr>
               <w:t xml:space="preserve">E</w:t>
@@ -4219,7 +4226,7 @@
                 <w:rFonts w:ascii="Avenir Next" w:hAnsi="Avenir Next" w:cs="Avenir Next" w:eastAsia="Avenir Next"/>
                 <w:b/>
                 <w:color w:val="1A1A1A"/>
-                <w:sz w:val="18"/>
+                <w:sz w:val="22"/>
                 <w:szCs w:val="18"/>
               </w:rPr>
               <w:t xml:space="preserve">27</w:t>
@@ -4235,7 +4242,7 @@
                 <w:rFonts w:ascii="Avenir Next" w:hAnsi="Avenir Next" w:cs="Avenir Next" w:eastAsia="Avenir Next"/>
                 <w:b/>
                 <w:color w:val="003A70"/>
-                <w:sz w:val="18"/>
+                <w:sz w:val="22"/>
                 <w:szCs w:val="18"/>
               </w:rPr>
               <w:t xml:space="preserve">Z</w:t>
@@ -4258,7 +4265,7 @@
                 <w:rFonts w:ascii="Avenir Next" w:hAnsi="Avenir Next" w:cs="Avenir Next" w:eastAsia="Avenir Next"/>
                 <w:b/>
                 <w:color w:val="1A1A1A"/>
-                <w:sz w:val="18"/>
+                <w:sz w:val="22"/>
                 <w:szCs w:val="18"/>
               </w:rPr>
               <w:t xml:space="preserve">45</w:t>
@@ -4274,7 +4281,7 @@
                 <w:rFonts w:ascii="Avenir Next" w:hAnsi="Avenir Next" w:cs="Avenir Next" w:eastAsia="Avenir Next"/>
                 <w:b/>
                 <w:color w:val="003A70"/>
-                <w:sz w:val="18"/>
+                <w:sz w:val="22"/>
                 <w:szCs w:val="18"/>
               </w:rPr>
               <w:t xml:space="preserve">E</w:t>
@@ -4297,7 +4304,7 @@
                 <w:rFonts w:ascii="Avenir Next" w:hAnsi="Avenir Next" w:cs="Avenir Next" w:eastAsia="Avenir Next"/>
                 <w:b/>
                 <w:color w:val="1A1A1A"/>
-                <w:sz w:val="18"/>
+                <w:sz w:val="22"/>
                 <w:szCs w:val="18"/>
               </w:rPr>
               <w:t xml:space="preserve">31</w:t>
@@ -4313,7 +4320,7 @@
                 <w:rFonts w:ascii="Avenir Next" w:hAnsi="Avenir Next" w:cs="Avenir Next" w:eastAsia="Avenir Next"/>
                 <w:b/>
                 <w:color w:val="003A70"/>
-                <w:sz w:val="18"/>
+                <w:sz w:val="22"/>
                 <w:szCs w:val="18"/>
               </w:rPr>
               <w:t xml:space="preserve">J</w:t>
@@ -4336,7 +4343,7 @@
                 <w:rFonts w:ascii="Avenir Next" w:hAnsi="Avenir Next" w:cs="Avenir Next" w:eastAsia="Avenir Next"/>
                 <w:b/>
                 <w:color w:val="1A1A1A"/>
-                <w:sz w:val="18"/>
+                <w:sz w:val="22"/>
                 <w:szCs w:val="18"/>
               </w:rPr>
               <w:t xml:space="preserve">19</w:t>
@@ -4352,7 +4359,7 @@
                 <w:rFonts w:ascii="Avenir Next" w:hAnsi="Avenir Next" w:cs="Avenir Next" w:eastAsia="Avenir Next"/>
                 <w:b/>
                 <w:color w:val="003A70"/>
-                <w:sz w:val="18"/>
+                <w:sz w:val="22"/>
                 <w:szCs w:val="18"/>
               </w:rPr>
               <w:t xml:space="preserve">Q</w:t>
@@ -4375,7 +4382,7 @@
                 <w:rFonts w:ascii="Avenir Next" w:hAnsi="Avenir Next" w:cs="Avenir Next" w:eastAsia="Avenir Next"/>
                 <w:b/>
                 <w:color w:val="1A1A1A"/>
-                <w:sz w:val="18"/>
+                <w:sz w:val="22"/>
                 <w:szCs w:val="18"/>
               </w:rPr>
               <w:t xml:space="preserve">10</w:t>
@@ -4391,7 +4398,7 @@
                 <w:rFonts w:ascii="Avenir Next" w:hAnsi="Avenir Next" w:cs="Avenir Next" w:eastAsia="Avenir Next"/>
                 <w:b/>
                 <w:color w:val="003A70"/>
-                <w:sz w:val="18"/>
+                <w:sz w:val="22"/>
                 <w:szCs w:val="18"/>
               </w:rPr>
               <w:t xml:space="preserve">X</w:t>
@@ -4414,7 +4421,7 @@
                 <w:rFonts w:ascii="Avenir Next" w:hAnsi="Avenir Next" w:cs="Avenir Next" w:eastAsia="Avenir Next"/>
                 <w:b/>
                 <w:color w:val="1A1A1A"/>
-                <w:sz w:val="18"/>
+                <w:sz w:val="22"/>
                 <w:szCs w:val="18"/>
               </w:rPr>
               <w:t xml:space="preserve">18</w:t>
@@ -4430,7 +4437,7 @@
                 <w:rFonts w:ascii="Avenir Next" w:hAnsi="Avenir Next" w:cs="Avenir Next" w:eastAsia="Avenir Next"/>
                 <w:b/>
                 <w:color w:val="003A70"/>
-                <w:sz w:val="18"/>
+                <w:sz w:val="22"/>
                 <w:szCs w:val="18"/>
               </w:rPr>
               <w:t xml:space="preserve">R</w:t>
@@ -4453,7 +4460,7 @@
                 <w:rFonts w:ascii="Avenir Next" w:hAnsi="Avenir Next" w:cs="Avenir Next" w:eastAsia="Avenir Next"/>
                 <w:b/>
                 <w:color w:val="1A1A1A"/>
-                <w:sz w:val="18"/>
+                <w:sz w:val="22"/>
                 <w:szCs w:val="18"/>
               </w:rPr>
               <w:t xml:space="preserve">13</w:t>
@@ -4469,7 +4476,7 @@
                 <w:rFonts w:ascii="Avenir Next" w:hAnsi="Avenir Next" w:cs="Avenir Next" w:eastAsia="Avenir Next"/>
                 <w:b/>
                 <w:color w:val="003A70"/>
-                <w:sz w:val="18"/>
+                <w:sz w:val="22"/>
                 <w:szCs w:val="18"/>
               </w:rPr>
               <w:t xml:space="preserve">T</w:t>
@@ -4480,7 +4487,7 @@
     </w:tbl>
     <w:p>
       <w:pPr>
-        <w:spacing w:before="0" w:after="0" w:line="60" w:lineRule="auto"/>
+        <w:spacing w:before="0" w:after="0" w:line="50" w:lineRule="exact"/>
       </w:pPr>
     </w:p>
     <w:tbl>
@@ -4669,7 +4676,7 @@
     </w:tbl>
     <w:p>
       <w:pPr>
-        <w:spacing w:before="0" w:after="0" w:line="40" w:lineRule="auto"/>
+        <w:spacing w:before="0" w:after="0" w:line="50" w:lineRule="exact"/>
       </w:pPr>
     </w:p>
     <w:tbl>
@@ -4711,6 +4718,7 @@
           </w:tcPr>
           <w:p>
             <w:pPr>
+              <w:pStyle w:val="Heading2"/>
               <w:spacing w:before="0" w:after="0" w:line="240" w:lineRule="auto"/>
             </w:pPr>
             <w:r>
@@ -4748,7 +4756,7 @@
               <w:rPr>
                 <w:rFonts w:ascii="Avenir Next" w:hAnsi="Avenir Next" w:cs="Avenir Next" w:eastAsia="Avenir Next"/>
                 <w:color w:val="1A1A1A"/>
-                <w:sz w:val="17"/>
+                <w:sz w:val="22"/>
                 <w:szCs w:val="17"/>
               </w:rPr>
               <w:t xml:space="preserve">  I can do this on my own</w:t>
@@ -4777,7 +4785,7 @@
               <w:rPr>
                 <w:rFonts w:ascii="Avenir Next" w:hAnsi="Avenir Next" w:cs="Avenir Next" w:eastAsia="Avenir Next"/>
                 <w:color w:val="1A1A1A"/>
-                <w:sz w:val="17"/>
+                <w:sz w:val="22"/>
                 <w:szCs w:val="17"/>
               </w:rPr>
               <w:t xml:space="preserve">  I need a little help</w:t>
@@ -4806,7 +4814,7 @@
               <w:rPr>
                 <w:rFonts w:ascii="Avenir Next" w:hAnsi="Avenir Next" w:cs="Avenir Next" w:eastAsia="Avenir Next"/>
                 <w:color w:val="1A1A1A"/>
-                <w:sz w:val="17"/>
+                <w:sz w:val="22"/>
                 <w:szCs w:val="17"/>
               </w:rPr>
               <w:t xml:space="preserve">  I have a question about #</w:t>
@@ -4827,7 +4835,7 @@
     </w:tbl>
     <w:p>
       <w:pPr>
-        <w:spacing w:before="0" w:after="0" w:line="20" w:lineRule="exact"/>
+        <w:spacing w:before="0" w:after="0" w:line="50" w:lineRule="exact"/>
       </w:pPr>
     </w:p>
     <w:sectPr>
@@ -4913,7 +4921,106 @@
               <w:sz w:val="15"/>
               <w:szCs w:val="15"/>
             </w:rPr>
-            <w:t xml:space="preserve">Lesson 2-5  ·  Session 1  ·  Practice Form A</w:t>
+            <w:t xml:space="preserve">2-5 · Page </w:t>
+          </w:r>
+          <w:r>
+            <w:rPr>
+              <w:rFonts w:ascii="Avenir Next" w:hAnsi="Avenir Next" w:cs="Avenir Next" w:eastAsia="Avenir Next"/>
+              <w:color w:val="5A5F66"/>
+              <w:sz w:val="15"/>
+              <w:szCs w:val="15"/>
+            </w:rPr>
+            <w:fldChar w:fldCharType="begin"/>
+          </w:r>
+          <w:r>
+            <w:rPr>
+              <w:rFonts w:ascii="Avenir Next" w:hAnsi="Avenir Next" w:cs="Avenir Next" w:eastAsia="Avenir Next"/>
+              <w:color w:val="5A5F66"/>
+              <w:sz w:val="15"/>
+              <w:szCs w:val="15"/>
+            </w:rPr>
+            <w:instrText xml:space="preserve"> PAGE </w:instrText>
+          </w:r>
+          <w:r>
+            <w:rPr>
+              <w:rFonts w:ascii="Avenir Next" w:hAnsi="Avenir Next" w:cs="Avenir Next" w:eastAsia="Avenir Next"/>
+              <w:color w:val="5A5F66"/>
+              <w:sz w:val="15"/>
+              <w:szCs w:val="15"/>
+            </w:rPr>
+            <w:fldChar w:fldCharType="separate"/>
+          </w:r>
+          <w:r>
+            <w:rPr>
+              <w:rFonts w:ascii="Avenir Next" w:hAnsi="Avenir Next" w:cs="Avenir Next" w:eastAsia="Avenir Next"/>
+              <w:color w:val="5A5F66"/>
+              <w:sz w:val="15"/>
+              <w:szCs w:val="15"/>
+            </w:rPr>
+            <w:t xml:space="preserve">1</w:t>
+          </w:r>
+          <w:r>
+            <w:rPr>
+              <w:rFonts w:ascii="Avenir Next" w:hAnsi="Avenir Next" w:cs="Avenir Next" w:eastAsia="Avenir Next"/>
+              <w:color w:val="5A5F66"/>
+              <w:sz w:val="15"/>
+              <w:szCs w:val="15"/>
+            </w:rPr>
+            <w:fldChar w:fldCharType="end"/>
+          </w:r>
+          <w:r>
+            <w:rPr>
+              <w:rFonts w:ascii="Avenir Next" w:hAnsi="Avenir Next" w:cs="Avenir Next" w:eastAsia="Avenir Next"/>
+              <w:color w:val="5A5F66"/>
+              <w:sz w:val="15"/>
+              <w:szCs w:val="15"/>
+            </w:rPr>
+            <w:t xml:space="preserve"> of </w:t>
+          </w:r>
+          <w:r>
+            <w:rPr>
+              <w:rFonts w:ascii="Avenir Next" w:hAnsi="Avenir Next" w:cs="Avenir Next" w:eastAsia="Avenir Next"/>
+              <w:color w:val="5A5F66"/>
+              <w:sz w:val="15"/>
+              <w:szCs w:val="15"/>
+            </w:rPr>
+            <w:fldChar w:fldCharType="begin"/>
+          </w:r>
+          <w:r>
+            <w:rPr>
+              <w:rFonts w:ascii="Avenir Next" w:hAnsi="Avenir Next" w:cs="Avenir Next" w:eastAsia="Avenir Next"/>
+              <w:color w:val="5A5F66"/>
+              <w:sz w:val="15"/>
+              <w:szCs w:val="15"/>
+            </w:rPr>
+            <w:instrText xml:space="preserve"> NUMPAGES </w:instrText>
+          </w:r>
+          <w:r>
+            <w:rPr>
+              <w:rFonts w:ascii="Avenir Next" w:hAnsi="Avenir Next" w:cs="Avenir Next" w:eastAsia="Avenir Next"/>
+              <w:color w:val="5A5F66"/>
+              <w:sz w:val="15"/>
+              <w:szCs w:val="15"/>
+            </w:rPr>
+            <w:fldChar w:fldCharType="separate"/>
+          </w:r>
+          <w:r>
+            <w:rPr>
+              <w:rFonts w:ascii="Avenir Next" w:hAnsi="Avenir Next" w:cs="Avenir Next" w:eastAsia="Avenir Next"/>
+              <w:color w:val="5A5F66"/>
+              <w:sz w:val="15"/>
+              <w:szCs w:val="15"/>
+            </w:rPr>
+            <w:t xml:space="preserve">1</w:t>
+          </w:r>
+          <w:r>
+            <w:rPr>
+              <w:rFonts w:ascii="Avenir Next" w:hAnsi="Avenir Next" w:cs="Avenir Next" w:eastAsia="Avenir Next"/>
+              <w:color w:val="5A5F66"/>
+              <w:sz w:val="15"/>
+              <w:szCs w:val="15"/>
+            </w:rPr>
+            <w:fldChar w:fldCharType="end"/>
           </w:r>
         </w:p>
       </w:tc>
@@ -4956,5 +5063,23 @@
       </w:tblCellMar>
     </w:tblPr>
   </w:style>
+  <w:style w:type="paragraph" w:styleId="Heading1">
+    <w:name w:val="heading 1"/>
+    <w:basedOn w:val="Normal"/>
+    <w:pPr>
+      <w:outlineLvl w:val="0"/>
+      <w:keepNext w:val="0"/>
+      <w:keepLines w:val="0"/>
+    </w:pPr>
+  </w:style>
+  <w:style w:type="paragraph" w:styleId="Heading2">
+    <w:name w:val="heading 2"/>
+    <w:basedOn w:val="Normal"/>
+    <w:pPr>
+      <w:outlineLvl w:val="1"/>
+      <w:keepNext w:val="0"/>
+      <w:keepLines w:val="0"/>
+    </w:pPr>
+  </w:style>
 </w:styles>
 </file>